--- a/IAP Write Up - Cross Section Revisions Highlighted Minimal.docx
+++ b/IAP Write Up - Cross Section Revisions Highlighted Minimal.docx
@@ -7,7 +7,7 @@
         <w:pStyle w:val="Heading1"/>
         <w:jc w:val="center"/>
       </w:pPr>
-      <w:bookmarkStart w:id="0" w:name="_Toc224232753"/>
+      <w:bookmarkStart w:id="0" w:name="_Toc224335226"/>
       <w:r>
         <w:t xml:space="preserve">Birds of a Feather </w:t>
       </w:r>
@@ -27,12 +27,18 @@
         <w:pStyle w:val="Heading1"/>
         <w:jc w:val="center"/>
       </w:pPr>
-      <w:bookmarkStart w:id="1" w:name="_Toc224232754"/>
+      <w:bookmarkStart w:id="1" w:name="_Toc224335227"/>
       <w:r>
         <w:t>China’s Foreign Aid Targeting</w:t>
       </w:r>
       <w:r>
-        <w:t xml:space="preserve"> in Relation to Governance Style</w:t>
+        <w:t xml:space="preserve"> </w:t>
+      </w:r>
+      <w:r>
+        <w:t xml:space="preserve">and </w:t>
+      </w:r>
+      <w:r>
+        <w:t>Governance Style</w:t>
       </w:r>
       <w:bookmarkEnd w:id="1"/>
     </w:p>
@@ -79,7 +85,7 @@
         <w:jc w:val="center"/>
       </w:pPr>
       <w:r>
-        <w:t>GPCO 454 - Quantitative Methods II</w:t>
+        <w:t>Independent Analysis Project</w:t>
       </w:r>
     </w:p>
     <w:p>
@@ -87,7 +93,10 @@
         <w:jc w:val="center"/>
       </w:pPr>
       <w:r>
-        <w:t>Independent Analysis Project</w:t>
+        <w:t xml:space="preserve">Word Count: </w:t>
+      </w:r>
+      <w:r>
+        <w:t>1194</w:t>
       </w:r>
     </w:p>
     <w:p>
@@ -95,23 +104,7 @@
         <w:jc w:val="center"/>
       </w:pPr>
       <w:r>
-        <w:t xml:space="preserve">Professor </w:t>
-      </w:r>
-      <w:proofErr w:type="spellStart"/>
-      <w:r>
-        <w:t>Ravanilla</w:t>
-      </w:r>
-      <w:proofErr w:type="spellEnd"/>
-    </w:p>
-    <w:p>
-      <w:pPr>
-        <w:jc w:val="center"/>
-      </w:pPr>
-      <w:r>
-        <w:t xml:space="preserve">March </w:t>
-      </w:r>
-      <w:r>
-        <w:t>11</w:t>
+        <w:t>March 11</w:t>
       </w:r>
       <w:r>
         <w:rPr>
@@ -134,11 +127,23 @@
       <w:pPr>
         <w:jc w:val="center"/>
       </w:pPr>
+      <w:r>
+        <w:t>GPCO 454 - Quantitative Methods II</w:t>
+      </w:r>
     </w:p>
     <w:p>
       <w:pPr>
         <w:jc w:val="center"/>
       </w:pPr>
+      <w:r>
+        <w:t xml:space="preserve">Professor </w:t>
+      </w:r>
+      <w:r>
+        <w:t xml:space="preserve">Nico </w:t>
+      </w:r>
+      <w:r>
+        <w:t>Ravanilla</w:t>
+      </w:r>
     </w:p>
     <w:p>
       <w:pPr>
@@ -146,6 +151,29 @@
       </w:pPr>
     </w:p>
     <w:p>
+      <w:pPr>
+        <w:jc w:val="center"/>
+      </w:pPr>
+    </w:p>
+    <w:p>
+      <w:pPr>
+        <w:jc w:val="center"/>
+      </w:pPr>
+    </w:p>
+    <w:p>
+      <w:pPr>
+        <w:jc w:val="center"/>
+      </w:pPr>
+    </w:p>
+    <w:p>
+      <w:pPr>
+        <w:rPr>
+          <w:rFonts w:eastAsiaTheme="majorEastAsia"/>
+          <w:color w:val="0F4761" w:themeColor="accent1" w:themeShade="BF"/>
+          <w:sz w:val="40"/>
+          <w:szCs w:val="40"/>
+        </w:rPr>
+      </w:pPr>
       <w:r>
         <w:rPr>
           <w:noProof/>
@@ -223,12 +251,56 @@
         <w:pStyle w:val="Heading1"/>
         <w:jc w:val="center"/>
       </w:pPr>
-      <w:bookmarkStart w:id="2" w:name="_Toc224232755"/>
+      <w:bookmarkStart w:id="2" w:name="_Toc224335228"/>
       <w:r>
         <w:lastRenderedPageBreak/>
-        <w:t>Acknowledgements</w:t>
+        <w:t>Acknowledgement</w:t>
       </w:r>
       <w:bookmarkEnd w:id="2"/>
+    </w:p>
+    <w:p>
+      <w:pPr>
+        <w:ind w:firstLine="720"/>
+      </w:pPr>
+      <w:r>
+        <w:t>For this work, in addition to R programming from QMII lectures, labs, and TA office hours</w:t>
+      </w:r>
+      <w:r>
+        <w:t>.</w:t>
+      </w:r>
+      <w:r>
+        <w:t xml:space="preserve"> I, Edgar Agunias</w:t>
+      </w:r>
+      <w:r>
+        <w:t xml:space="preserve"> </w:t>
+      </w:r>
+      <w:r>
+        <w:t xml:space="preserve">acknowledge having used ChatGPT and Claude to troubleshoot code. Specifically, ChatGPT 5.4 and Claude Sonnet 4.6 assisted in graph creation, table creation, </w:t>
+      </w:r>
+      <w:proofErr w:type="spellStart"/>
+      <w:r>
+        <w:t>regressional</w:t>
+      </w:r>
+      <w:proofErr w:type="spellEnd"/>
+      <w:r>
+        <w:t xml:space="preserve"> scaffolding and fine tuning. Allowing me to better understand the syntax of </w:t>
+      </w:r>
+      <w:proofErr w:type="spellStart"/>
+      <w:r>
+        <w:t>ggplot</w:t>
+      </w:r>
+      <w:proofErr w:type="spellEnd"/>
+      <w:r>
+        <w:t xml:space="preserve"> and </w:t>
+      </w:r>
+      <w:proofErr w:type="spellStart"/>
+      <w:r>
+        <w:t>Rstudio</w:t>
+      </w:r>
+      <w:proofErr w:type="spellEnd"/>
+      <w:r>
+        <w:t>. The final output accurately reflects my understanding, expertise, and intended meaning. While AI assistance was instrumental, I maintain full responsibility for the final content.</w:t>
+      </w:r>
     </w:p>
     <w:p>
       <w:pPr>
@@ -248,7 +320,7 @@
         <w:pStyle w:val="Heading1"/>
         <w:jc w:val="center"/>
       </w:pPr>
-      <w:bookmarkStart w:id="3" w:name="_Toc224232756"/>
+      <w:bookmarkStart w:id="3" w:name="_Toc224335229"/>
       <w:r>
         <w:lastRenderedPageBreak/>
         <w:t>Table of Contents</w:t>
@@ -275,7 +347,7 @@
       <w:r>
         <w:fldChar w:fldCharType="separate"/>
       </w:r>
-      <w:hyperlink w:anchor="_Toc224232753" w:history="1">
+      <w:hyperlink w:anchor="_Toc224335226" w:history="1">
         <w:r>
           <w:rPr>
             <w:rStyle w:val="Hyperlink"/>
@@ -302,7 +374,7 @@
             <w:noProof/>
             <w:webHidden/>
           </w:rPr>
-          <w:instrText xml:space="preserve"> PAGEREF _Toc224232753 \h </w:instrText>
+          <w:instrText xml:space="preserve"> PAGEREF _Toc224335226 \h </w:instrText>
         </w:r>
         <w:r>
           <w:rPr>
@@ -344,13 +416,13 @@
           <w:noProof/>
         </w:rPr>
       </w:pPr>
-      <w:hyperlink w:anchor="_Toc224232754" w:history="1">
+      <w:hyperlink w:anchor="_Toc224335227" w:history="1">
         <w:r>
           <w:rPr>
             <w:rStyle w:val="Hyperlink"/>
             <w:noProof/>
           </w:rPr>
-          <w:t>China’s Foreign Aid Targeting in Relation to Governance Style</w:t>
+          <w:t>China’s Foreign Aid Targeting and Governance Style</w:t>
         </w:r>
         <w:r>
           <w:rPr>
@@ -371,7 +443,7 @@
             <w:noProof/>
             <w:webHidden/>
           </w:rPr>
-          <w:instrText xml:space="preserve"> PAGEREF _Toc224232754 \h </w:instrText>
+          <w:instrText xml:space="preserve"> PAGEREF _Toc224335227 \h </w:instrText>
         </w:r>
         <w:r>
           <w:rPr>
@@ -413,13 +485,13 @@
           <w:noProof/>
         </w:rPr>
       </w:pPr>
-      <w:hyperlink w:anchor="_Toc224232755" w:history="1">
+      <w:hyperlink w:anchor="_Toc224335228" w:history="1">
         <w:r>
           <w:rPr>
             <w:rStyle w:val="Hyperlink"/>
             <w:noProof/>
           </w:rPr>
-          <w:t>Acknowledgements</w:t>
+          <w:t>Acknowledgement</w:t>
         </w:r>
         <w:r>
           <w:rPr>
@@ -440,7 +512,7 @@
             <w:noProof/>
             <w:webHidden/>
           </w:rPr>
-          <w:instrText xml:space="preserve"> PAGEREF _Toc224232755 \h </w:instrText>
+          <w:instrText xml:space="preserve"> PAGEREF _Toc224335228 \h </w:instrText>
         </w:r>
         <w:r>
           <w:rPr>
@@ -482,7 +554,7 @@
           <w:noProof/>
         </w:rPr>
       </w:pPr>
-      <w:hyperlink w:anchor="_Toc224232756" w:history="1">
+      <w:hyperlink w:anchor="_Toc224335229" w:history="1">
         <w:r>
           <w:rPr>
             <w:rStyle w:val="Hyperlink"/>
@@ -509,7 +581,7 @@
             <w:noProof/>
             <w:webHidden/>
           </w:rPr>
-          <w:instrText xml:space="preserve"> PAGEREF _Toc224232756 \h </w:instrText>
+          <w:instrText xml:space="preserve"> PAGEREF _Toc224335229 \h </w:instrText>
         </w:r>
         <w:r>
           <w:rPr>
@@ -551,7 +623,7 @@
           <w:noProof/>
         </w:rPr>
       </w:pPr>
-      <w:hyperlink w:anchor="_Toc224232757" w:history="1">
+      <w:hyperlink w:anchor="_Toc224335230" w:history="1">
         <w:r>
           <w:rPr>
             <w:rStyle w:val="Hyperlink"/>
@@ -578,7 +650,7 @@
             <w:noProof/>
             <w:webHidden/>
           </w:rPr>
-          <w:instrText xml:space="preserve"> PAGEREF _Toc224232757 \h </w:instrText>
+          <w:instrText xml:space="preserve"> PAGEREF _Toc224335230 \h </w:instrText>
         </w:r>
         <w:r>
           <w:rPr>
@@ -620,7 +692,7 @@
           <w:noProof/>
         </w:rPr>
       </w:pPr>
-      <w:hyperlink w:anchor="_Toc224232758" w:history="1">
+      <w:hyperlink w:anchor="_Toc224335231" w:history="1">
         <w:r>
           <w:rPr>
             <w:rStyle w:val="Hyperlink"/>
@@ -647,7 +719,7 @@
             <w:noProof/>
             <w:webHidden/>
           </w:rPr>
-          <w:instrText xml:space="preserve"> PAGEREF _Toc224232758 \h </w:instrText>
+          <w:instrText xml:space="preserve"> PAGEREF _Toc224335231 \h </w:instrText>
         </w:r>
         <w:r>
           <w:rPr>
@@ -689,7 +761,7 @@
           <w:noProof/>
         </w:rPr>
       </w:pPr>
-      <w:hyperlink w:anchor="_Toc224232759" w:history="1">
+      <w:hyperlink w:anchor="_Toc224335232" w:history="1">
         <w:r>
           <w:rPr>
             <w:rStyle w:val="Hyperlink"/>
@@ -716,7 +788,7 @@
             <w:noProof/>
             <w:webHidden/>
           </w:rPr>
-          <w:instrText xml:space="preserve"> PAGEREF _Toc224232759 \h </w:instrText>
+          <w:instrText xml:space="preserve"> PAGEREF _Toc224335232 \h </w:instrText>
         </w:r>
         <w:r>
           <w:rPr>
@@ -758,7 +830,7 @@
           <w:noProof/>
         </w:rPr>
       </w:pPr>
-      <w:hyperlink w:anchor="_Toc224232760" w:history="1">
+      <w:hyperlink w:anchor="_Toc224335233" w:history="1">
         <w:r>
           <w:rPr>
             <w:rStyle w:val="Hyperlink"/>
@@ -785,7 +857,7 @@
             <w:noProof/>
             <w:webHidden/>
           </w:rPr>
-          <w:instrText xml:space="preserve"> PAGEREF _Toc224232760 \h </w:instrText>
+          <w:instrText xml:space="preserve"> PAGEREF _Toc224335233 \h </w:instrText>
         </w:r>
         <w:r>
           <w:rPr>
@@ -805,7 +877,7 @@
             <w:noProof/>
             <w:webHidden/>
           </w:rPr>
-          <w:t>4</w:t>
+          <w:t>5</w:t>
         </w:r>
         <w:r>
           <w:rPr>
@@ -827,7 +899,7 @@
           <w:noProof/>
         </w:rPr>
       </w:pPr>
-      <w:hyperlink w:anchor="_Toc224232761" w:history="1">
+      <w:hyperlink w:anchor="_Toc224335234" w:history="1">
         <w:r>
           <w:rPr>
             <w:rStyle w:val="Hyperlink"/>
@@ -854,7 +926,7 @@
             <w:noProof/>
             <w:webHidden/>
           </w:rPr>
-          <w:instrText xml:space="preserve"> PAGEREF _Toc224232761 \h </w:instrText>
+          <w:instrText xml:space="preserve"> PAGEREF _Toc224335234 \h </w:instrText>
         </w:r>
         <w:r>
           <w:rPr>
@@ -874,7 +946,7 @@
             <w:noProof/>
             <w:webHidden/>
           </w:rPr>
-          <w:t>6</w:t>
+          <w:t>7</w:t>
         </w:r>
         <w:r>
           <w:rPr>
@@ -896,7 +968,7 @@
           <w:noProof/>
         </w:rPr>
       </w:pPr>
-      <w:hyperlink w:anchor="_Toc224232762" w:history="1">
+      <w:hyperlink w:anchor="_Toc224335235" w:history="1">
         <w:r>
           <w:rPr>
             <w:rStyle w:val="Hyperlink"/>
@@ -923,7 +995,7 @@
             <w:noProof/>
             <w:webHidden/>
           </w:rPr>
-          <w:instrText xml:space="preserve"> PAGEREF _Toc224232762 \h </w:instrText>
+          <w:instrText xml:space="preserve"> PAGEREF _Toc224335235 \h </w:instrText>
         </w:r>
         <w:r>
           <w:rPr>
@@ -943,7 +1015,214 @@
             <w:noProof/>
             <w:webHidden/>
           </w:rPr>
-          <w:t>6</w:t>
+          <w:t>7</w:t>
+        </w:r>
+        <w:r>
+          <w:rPr>
+            <w:noProof/>
+            <w:webHidden/>
+          </w:rPr>
+          <w:fldChar w:fldCharType="end"/>
+        </w:r>
+      </w:hyperlink>
+    </w:p>
+    <w:p>
+      <w:pPr>
+        <w:pStyle w:val="TOC1"/>
+        <w:tabs>
+          <w:tab w:val="right" w:leader="dot" w:pos="9350"/>
+        </w:tabs>
+        <w:rPr>
+          <w:rFonts w:asciiTheme="minorHAnsi" w:eastAsiaTheme="minorEastAsia" w:hAnsiTheme="minorHAnsi" w:cstheme="minorBidi"/>
+          <w:noProof/>
+        </w:rPr>
+      </w:pPr>
+      <w:hyperlink w:anchor="_Toc224335236" w:history="1">
+        <w:r>
+          <w:rPr>
+            <w:rStyle w:val="Hyperlink"/>
+            <w:noProof/>
+          </w:rPr>
+          <w:t>Appendix</w:t>
+        </w:r>
+        <w:r>
+          <w:rPr>
+            <w:noProof/>
+            <w:webHidden/>
+          </w:rPr>
+          <w:tab/>
+        </w:r>
+        <w:r>
+          <w:rPr>
+            <w:noProof/>
+            <w:webHidden/>
+          </w:rPr>
+          <w:fldChar w:fldCharType="begin"/>
+        </w:r>
+        <w:r>
+          <w:rPr>
+            <w:noProof/>
+            <w:webHidden/>
+          </w:rPr>
+          <w:instrText xml:space="preserve"> PAGEREF _Toc224335236 \h </w:instrText>
+        </w:r>
+        <w:r>
+          <w:rPr>
+            <w:noProof/>
+            <w:webHidden/>
+          </w:rPr>
+        </w:r>
+        <w:r>
+          <w:rPr>
+            <w:noProof/>
+            <w:webHidden/>
+          </w:rPr>
+          <w:fldChar w:fldCharType="separate"/>
+        </w:r>
+        <w:r>
+          <w:rPr>
+            <w:noProof/>
+            <w:webHidden/>
+          </w:rPr>
+          <w:t>9</w:t>
+        </w:r>
+        <w:r>
+          <w:rPr>
+            <w:noProof/>
+            <w:webHidden/>
+          </w:rPr>
+          <w:fldChar w:fldCharType="end"/>
+        </w:r>
+      </w:hyperlink>
+    </w:p>
+    <w:p>
+      <w:pPr>
+        <w:pStyle w:val="TOC2"/>
+        <w:tabs>
+          <w:tab w:val="right" w:leader="dot" w:pos="9350"/>
+        </w:tabs>
+        <w:rPr>
+          <w:rFonts w:asciiTheme="minorHAnsi" w:eastAsiaTheme="minorEastAsia" w:hAnsiTheme="minorHAnsi" w:cstheme="minorBidi"/>
+          <w:noProof/>
+        </w:rPr>
+      </w:pPr>
+      <w:hyperlink w:anchor="_Toc224335237" w:history="1">
+        <w:r>
+          <w:rPr>
+            <w:rStyle w:val="Hyperlink"/>
+            <w:noProof/>
+          </w:rPr>
+          <w:t>Gauss Markov Tests</w:t>
+        </w:r>
+        <w:r>
+          <w:rPr>
+            <w:noProof/>
+            <w:webHidden/>
+          </w:rPr>
+          <w:tab/>
+        </w:r>
+        <w:r>
+          <w:rPr>
+            <w:noProof/>
+            <w:webHidden/>
+          </w:rPr>
+          <w:fldChar w:fldCharType="begin"/>
+        </w:r>
+        <w:r>
+          <w:rPr>
+            <w:noProof/>
+            <w:webHidden/>
+          </w:rPr>
+          <w:instrText xml:space="preserve"> PAGEREF _Toc224335237 \h </w:instrText>
+        </w:r>
+        <w:r>
+          <w:rPr>
+            <w:noProof/>
+            <w:webHidden/>
+          </w:rPr>
+        </w:r>
+        <w:r>
+          <w:rPr>
+            <w:noProof/>
+            <w:webHidden/>
+          </w:rPr>
+          <w:fldChar w:fldCharType="separate"/>
+        </w:r>
+        <w:r>
+          <w:rPr>
+            <w:noProof/>
+            <w:webHidden/>
+          </w:rPr>
+          <w:t>9</w:t>
+        </w:r>
+        <w:r>
+          <w:rPr>
+            <w:noProof/>
+            <w:webHidden/>
+          </w:rPr>
+          <w:fldChar w:fldCharType="end"/>
+        </w:r>
+      </w:hyperlink>
+    </w:p>
+    <w:p>
+      <w:pPr>
+        <w:pStyle w:val="TOC2"/>
+        <w:tabs>
+          <w:tab w:val="right" w:leader="dot" w:pos="9350"/>
+        </w:tabs>
+        <w:rPr>
+          <w:rFonts w:asciiTheme="minorHAnsi" w:eastAsiaTheme="minorEastAsia" w:hAnsiTheme="minorHAnsi" w:cstheme="minorBidi"/>
+          <w:noProof/>
+        </w:rPr>
+      </w:pPr>
+      <w:hyperlink w:anchor="_Toc224335238" w:history="1">
+        <w:r>
+          <w:rPr>
+            <w:rStyle w:val="Hyperlink"/>
+            <w:noProof/>
+          </w:rPr>
+          <w:t>Graphs:</w:t>
+        </w:r>
+        <w:r>
+          <w:rPr>
+            <w:noProof/>
+            <w:webHidden/>
+          </w:rPr>
+          <w:tab/>
+        </w:r>
+        <w:r>
+          <w:rPr>
+            <w:noProof/>
+            <w:webHidden/>
+          </w:rPr>
+          <w:fldChar w:fldCharType="begin"/>
+        </w:r>
+        <w:r>
+          <w:rPr>
+            <w:noProof/>
+            <w:webHidden/>
+          </w:rPr>
+          <w:instrText xml:space="preserve"> PAGEREF _Toc224335238 \h </w:instrText>
+        </w:r>
+        <w:r>
+          <w:rPr>
+            <w:noProof/>
+            <w:webHidden/>
+          </w:rPr>
+        </w:r>
+        <w:r>
+          <w:rPr>
+            <w:noProof/>
+            <w:webHidden/>
+          </w:rPr>
+          <w:fldChar w:fldCharType="separate"/>
+        </w:r>
+        <w:r>
+          <w:rPr>
+            <w:noProof/>
+            <w:webHidden/>
+          </w:rPr>
+          <w:t>10</w:t>
         </w:r>
         <w:r>
           <w:rPr>
@@ -979,7 +1258,7 @@
       <w:pPr>
         <w:pStyle w:val="Heading1"/>
       </w:pPr>
-      <w:bookmarkStart w:id="4" w:name="_Toc224232757"/>
+      <w:bookmarkStart w:id="4" w:name="_Toc224335230"/>
       <w:r>
         <w:lastRenderedPageBreak/>
         <w:t>Memo</w:t>
@@ -1054,14 +1333,20 @@
         <w:t>Regarding:</w:t>
       </w:r>
       <w:r>
-        <w:t xml:space="preserve"> China’ Aid Targeting Strategy</w:t>
+        <w:t xml:space="preserve"> China</w:t>
+      </w:r>
+      <w:r>
+        <w:t>’s</w:t>
+      </w:r>
+      <w:r>
+        <w:t xml:space="preserve"> Aid Targeting Strategy</w:t>
       </w:r>
     </w:p>
     <w:p>
       <w:pPr>
         <w:pStyle w:val="Heading2"/>
       </w:pPr>
-      <w:bookmarkStart w:id="5" w:name="_Toc224232758"/>
+      <w:bookmarkStart w:id="5" w:name="_Toc224335231"/>
       <w:r>
         <w:t>Introduction</w:t>
       </w:r>
@@ -1083,7 +1368,7 @@
       <w:pPr>
         <w:pStyle w:val="Heading2"/>
       </w:pPr>
-      <w:bookmarkStart w:id="6" w:name="_Toc224232759"/>
+      <w:bookmarkStart w:id="6" w:name="_Toc224335232"/>
       <w:r>
         <w:t>Theory and Hypothesis:</w:t>
       </w:r>
@@ -1339,15 +1624,618 @@
               </m:r>
             </m:sub>
           </m:sSub>
+          <m:r>
+            <w:br/>
+          </m:r>
         </m:oMath>
       </m:oMathPara>
+      <w:r>
+        <w:rPr>
+          <w:b/>
+          <w:bCs/>
+        </w:rPr>
+        <w:t>Model Construction:</w:t>
+      </w:r>
+    </w:p>
+    <w:p>
+      <w:pPr>
+        <w:jc w:val="center"/>
+        <w:rPr>
+          <w:rFonts w:eastAsiaTheme="minorEastAsia"/>
+        </w:rPr>
+      </w:pPr>
+      <m:oMath>
+        <m:func>
+          <m:funcPr>
+            <m:ctrlPr>
+              <w:rPr>
+                <w:rFonts w:ascii="Cambria Math" w:hAnsi="Cambria Math"/>
+              </w:rPr>
+            </m:ctrlPr>
+          </m:funcPr>
+          <m:fName>
+            <m:r>
+              <m:rPr>
+                <m:sty m:val="p"/>
+              </m:rPr>
+              <w:rPr>
+                <w:rFonts w:ascii="Cambria Math" w:hAnsi="Cambria Math"/>
+              </w:rPr>
+              <m:t>log</m:t>
+            </m:r>
+            <m:ctrlPr>
+              <w:rPr>
+                <w:rFonts w:ascii="Cambria Math" w:hAnsi="Cambria Math"/>
+                <w:i/>
+              </w:rPr>
+            </m:ctrlPr>
+          </m:fName>
+          <m:e>
+            <m:d>
+              <m:dPr>
+                <m:ctrlPr>
+                  <w:rPr>
+                    <w:rFonts w:ascii="Cambria Math" w:hAnsi="Cambria Math"/>
+                    <w:i/>
+                  </w:rPr>
+                </m:ctrlPr>
+              </m:dPr>
+              <m:e>
+                <m:r>
+                  <w:rPr>
+                    <w:rFonts w:ascii="Cambria Math" w:hAnsi="Cambria Math"/>
+                  </w:rPr>
+                  <m:t>1+</m:t>
+                </m:r>
+                <m:sSub>
+                  <m:sSubPr>
+                    <m:ctrlPr>
+                      <w:rPr>
+                        <w:rFonts w:ascii="Cambria Math" w:hAnsi="Cambria Math"/>
+                        <w:i/>
+                      </w:rPr>
+                    </m:ctrlPr>
+                  </m:sSubPr>
+                  <m:e>
+                    <m:bar>
+                      <m:barPr>
+                        <m:pos m:val="top"/>
+                        <m:ctrlPr>
+                          <w:rPr>
+                            <w:rFonts w:ascii="Cambria Math" w:hAnsi="Cambria Math"/>
+                          </w:rPr>
+                        </m:ctrlPr>
+                      </m:barPr>
+                      <m:e>
+                        <m:r>
+                          <m:rPr>
+                            <m:nor/>
+                          </m:rPr>
+                          <w:rPr>
+                            <w:rFonts w:ascii="Cambria Math" w:hAnsi="Cambria Math"/>
+                          </w:rPr>
+                          <m:t>Chinese Aid</m:t>
+                        </m:r>
+                      </m:e>
+                    </m:bar>
+                  </m:e>
+                  <m:sub>
+                    <m:r>
+                      <w:rPr>
+                        <w:rFonts w:ascii="Cambria Math" w:hAnsi="Cambria Math"/>
+                      </w:rPr>
+                      <m:t>c</m:t>
+                    </m:r>
+                  </m:sub>
+                </m:sSub>
+              </m:e>
+            </m:d>
+          </m:e>
+        </m:func>
+      </m:oMath>
+      <w:r>
+        <w:rPr>
+          <w:rFonts w:eastAsiaTheme="minorEastAsia"/>
+        </w:rPr>
+        <w:t xml:space="preserve"> </w:t>
+      </w:r>
+      <m:oMath>
+        <m:r>
+          <w:rPr>
+            <w:rFonts w:ascii="Cambria Math" w:hAnsi="Cambria Math"/>
+          </w:rPr>
+          <m:t>=</m:t>
+        </m:r>
+        <m:sSub>
+          <m:sSubPr>
+            <m:ctrlPr>
+              <w:rPr>
+                <w:rFonts w:ascii="Cambria Math" w:hAnsi="Cambria Math"/>
+                <w:i/>
+              </w:rPr>
+            </m:ctrlPr>
+          </m:sSubPr>
+          <m:e>
+            <m:r>
+              <m:rPr>
+                <m:sty m:val="p"/>
+              </m:rPr>
+              <w:rPr>
+                <w:rFonts w:ascii="Cambria Math" w:hAnsi="Cambria Math"/>
+              </w:rPr>
+              <m:t>β</m:t>
+            </m:r>
+          </m:e>
+          <m:sub>
+            <m:r>
+              <w:rPr>
+                <w:rFonts w:ascii="Cambria Math" w:hAnsi="Cambria Math"/>
+              </w:rPr>
+              <m:t>0</m:t>
+            </m:r>
+          </m:sub>
+        </m:sSub>
+        <m:r>
+          <w:rPr>
+            <w:rFonts w:ascii="Cambria Math" w:hAnsi="Cambria Math"/>
+          </w:rPr>
+          <m:t>+</m:t>
+        </m:r>
+        <m:sSub>
+          <m:sSubPr>
+            <m:ctrlPr>
+              <w:rPr>
+                <w:rFonts w:ascii="Cambria Math" w:hAnsi="Cambria Math"/>
+                <w:i/>
+              </w:rPr>
+            </m:ctrlPr>
+          </m:sSubPr>
+          <m:e>
+            <m:r>
+              <m:rPr>
+                <m:sty m:val="p"/>
+              </m:rPr>
+              <w:rPr>
+                <w:rFonts w:ascii="Cambria Math" w:hAnsi="Cambria Math"/>
+              </w:rPr>
+              <m:t>β</m:t>
+            </m:r>
+          </m:e>
+          <m:sub>
+            <m:r>
+              <w:rPr>
+                <w:rFonts w:ascii="Cambria Math" w:hAnsi="Cambria Math"/>
+              </w:rPr>
+              <m:t>1</m:t>
+            </m:r>
+            <m:sSub>
+              <m:sSubPr>
+                <m:ctrlPr>
+                  <w:rPr>
+                    <w:rFonts w:ascii="Cambria Math" w:hAnsi="Cambria Math"/>
+                    <w:i/>
+                  </w:rPr>
+                </m:ctrlPr>
+              </m:sSubPr>
+              <m:e>
+                <m:bar>
+                  <m:barPr>
+                    <m:pos m:val="top"/>
+                    <m:ctrlPr>
+                      <w:rPr>
+                        <w:rFonts w:ascii="Cambria Math" w:hAnsi="Cambria Math"/>
+                      </w:rPr>
+                    </m:ctrlPr>
+                  </m:barPr>
+                  <m:e>
+                    <m:r>
+                      <m:rPr>
+                        <m:nor/>
+                      </m:rPr>
+                      <w:rPr>
+                        <w:rFonts w:ascii="Cambria Math" w:hAnsi="Cambria Math"/>
+                      </w:rPr>
+                      <m:t>Autocracy</m:t>
+                    </m:r>
+                  </m:e>
+                </m:bar>
+              </m:e>
+              <m:sub>
+                <m:r>
+                  <w:rPr>
+                    <w:rFonts w:ascii="Cambria Math" w:hAnsi="Cambria Math"/>
+                  </w:rPr>
+                  <m:t>c</m:t>
+                </m:r>
+              </m:sub>
+            </m:sSub>
+          </m:sub>
+        </m:sSub>
+        <m:r>
+          <w:rPr>
+            <w:rFonts w:ascii="Cambria Math" w:hAnsi="Cambria Math"/>
+          </w:rPr>
+          <m:t>+</m:t>
+        </m:r>
+        <m:sSub>
+          <m:sSubPr>
+            <m:ctrlPr>
+              <w:rPr>
+                <w:rFonts w:ascii="Cambria Math" w:hAnsi="Cambria Math"/>
+                <w:i/>
+              </w:rPr>
+            </m:ctrlPr>
+          </m:sSubPr>
+          <m:e>
+            <m:r>
+              <m:rPr>
+                <m:sty m:val="p"/>
+              </m:rPr>
+              <w:rPr>
+                <w:rFonts w:ascii="Cambria Math" w:hAnsi="Cambria Math"/>
+              </w:rPr>
+              <m:t>β</m:t>
+            </m:r>
+          </m:e>
+          <m:sub>
+            <m:r>
+              <w:rPr>
+                <w:rFonts w:ascii="Cambria Math" w:hAnsi="Cambria Math"/>
+              </w:rPr>
+              <m:t>2</m:t>
+            </m:r>
+          </m:sub>
+        </m:sSub>
+        <m:func>
+          <m:funcPr>
+            <m:ctrlPr>
+              <w:rPr>
+                <w:rFonts w:ascii="Cambria Math" w:hAnsi="Cambria Math"/>
+              </w:rPr>
+            </m:ctrlPr>
+          </m:funcPr>
+          <m:fName>
+            <m:r>
+              <m:rPr>
+                <m:sty m:val="p"/>
+              </m:rPr>
+              <w:rPr>
+                <w:rFonts w:ascii="Cambria Math" w:hAnsi="Cambria Math"/>
+              </w:rPr>
+              <m:t>log</m:t>
+            </m:r>
+          </m:fName>
+          <m:e>
+            <m:d>
+              <m:dPr>
+                <m:ctrlPr>
+                  <w:rPr>
+                    <w:rFonts w:ascii="Cambria Math" w:hAnsi="Cambria Math"/>
+                    <w:i/>
+                  </w:rPr>
+                </m:ctrlPr>
+              </m:dPr>
+              <m:e>
+                <m:sSub>
+                  <m:sSubPr>
+                    <m:ctrlPr>
+                      <w:rPr>
+                        <w:rFonts w:ascii="Cambria Math" w:hAnsi="Cambria Math"/>
+                        <w:i/>
+                      </w:rPr>
+                    </m:ctrlPr>
+                  </m:sSubPr>
+                  <m:e>
+                    <m:bar>
+                      <m:barPr>
+                        <m:pos m:val="top"/>
+                        <m:ctrlPr>
+                          <w:rPr>
+                            <w:rFonts w:ascii="Cambria Math" w:hAnsi="Cambria Math"/>
+                          </w:rPr>
+                        </m:ctrlPr>
+                      </m:barPr>
+                      <m:e>
+                        <m:r>
+                          <m:rPr>
+                            <m:nor/>
+                          </m:rPr>
+                          <w:rPr>
+                            <w:rFonts w:ascii="Cambria Math" w:hAnsi="Cambria Math"/>
+                          </w:rPr>
+                          <m:t>GDP per capita</m:t>
+                        </m:r>
+                      </m:e>
+                    </m:bar>
+                  </m:e>
+                  <m:sub>
+                    <m:r>
+                      <w:rPr>
+                        <w:rFonts w:ascii="Cambria Math" w:hAnsi="Cambria Math"/>
+                      </w:rPr>
+                      <m:t>c</m:t>
+                    </m:r>
+                  </m:sub>
+                </m:sSub>
+              </m:e>
+            </m:d>
+          </m:e>
+        </m:func>
+        <m:r>
+          <w:rPr>
+            <w:rFonts w:ascii="Cambria Math" w:hAnsi="Cambria Math"/>
+          </w:rPr>
+          <m:t>+</m:t>
+        </m:r>
+        <m:sSub>
+          <m:sSubPr>
+            <m:ctrlPr>
+              <w:rPr>
+                <w:rFonts w:ascii="Cambria Math" w:hAnsi="Cambria Math"/>
+                <w:i/>
+              </w:rPr>
+            </m:ctrlPr>
+          </m:sSubPr>
+          <m:e>
+            <m:r>
+              <m:rPr>
+                <m:sty m:val="p"/>
+              </m:rPr>
+              <w:rPr>
+                <w:rFonts w:ascii="Cambria Math" w:hAnsi="Cambria Math"/>
+              </w:rPr>
+              <m:t>β</m:t>
+            </m:r>
+          </m:e>
+          <m:sub>
+            <m:r>
+              <w:rPr>
+                <w:rFonts w:ascii="Cambria Math" w:hAnsi="Cambria Math"/>
+              </w:rPr>
+              <m:t>3</m:t>
+            </m:r>
+            <m:sSub>
+              <m:sSubPr>
+                <m:ctrlPr>
+                  <w:rPr>
+                    <w:rFonts w:ascii="Cambria Math" w:hAnsi="Cambria Math"/>
+                    <w:i/>
+                  </w:rPr>
+                </m:ctrlPr>
+              </m:sSubPr>
+              <m:e>
+                <m:bar>
+                  <m:barPr>
+                    <m:pos m:val="top"/>
+                    <m:ctrlPr>
+                      <w:rPr>
+                        <w:rFonts w:ascii="Cambria Math" w:hAnsi="Cambria Math"/>
+                      </w:rPr>
+                    </m:ctrlPr>
+                  </m:barPr>
+                  <m:e>
+                    <m:r>
+                      <m:rPr>
+                        <m:nor/>
+                      </m:rPr>
+                      <w:rPr>
+                        <w:rFonts w:ascii="Cambria Math" w:hAnsi="Cambria Math"/>
+                      </w:rPr>
+                      <m:t>CPI</m:t>
+                    </m:r>
+                  </m:e>
+                </m:bar>
+              </m:e>
+              <m:sub>
+                <m:r>
+                  <w:rPr>
+                    <w:rFonts w:ascii="Cambria Math" w:hAnsi="Cambria Math"/>
+                  </w:rPr>
+                  <m:t>c</m:t>
+                </m:r>
+              </m:sub>
+            </m:sSub>
+          </m:sub>
+        </m:sSub>
+        <m:r>
+          <w:rPr>
+            <w:rFonts w:ascii="Cambria Math" w:hAnsi="Cambria Math"/>
+          </w:rPr>
+          <m:t>+</m:t>
+        </m:r>
+        <m:sSub>
+          <m:sSubPr>
+            <m:ctrlPr>
+              <w:rPr>
+                <w:rFonts w:ascii="Cambria Math" w:hAnsi="Cambria Math"/>
+                <w:i/>
+              </w:rPr>
+            </m:ctrlPr>
+          </m:sSubPr>
+          <m:e>
+            <m:r>
+              <m:rPr>
+                <m:sty m:val="p"/>
+              </m:rPr>
+              <w:rPr>
+                <w:rFonts w:ascii="Cambria Math" w:hAnsi="Cambria Math"/>
+              </w:rPr>
+              <m:t>β</m:t>
+            </m:r>
+          </m:e>
+          <m:sub>
+            <m:r>
+              <w:rPr>
+                <w:rFonts w:ascii="Cambria Math" w:hAnsi="Cambria Math"/>
+              </w:rPr>
+              <m:t>4</m:t>
+            </m:r>
+            <m:sSub>
+              <m:sSubPr>
+                <m:ctrlPr>
+                  <w:rPr>
+                    <w:rFonts w:ascii="Cambria Math" w:hAnsi="Cambria Math"/>
+                    <w:i/>
+                  </w:rPr>
+                </m:ctrlPr>
+              </m:sSubPr>
+              <m:e>
+                <m:bar>
+                  <m:barPr>
+                    <m:pos m:val="top"/>
+                    <m:ctrlPr>
+                      <w:rPr>
+                        <w:rFonts w:ascii="Cambria Math" w:hAnsi="Cambria Math"/>
+                      </w:rPr>
+                    </m:ctrlPr>
+                  </m:barPr>
+                  <m:e>
+                    <m:r>
+                      <m:rPr>
+                        <m:nor/>
+                      </m:rPr>
+                      <w:rPr>
+                        <w:rFonts w:ascii="Cambria Math" w:hAnsi="Cambria Math"/>
+                      </w:rPr>
+                      <m:t>Extreme Poverty</m:t>
+                    </m:r>
+                  </m:e>
+                </m:bar>
+              </m:e>
+              <m:sub>
+                <m:r>
+                  <w:rPr>
+                    <w:rFonts w:ascii="Cambria Math" w:hAnsi="Cambria Math"/>
+                  </w:rPr>
+                  <m:t>c</m:t>
+                </m:r>
+              </m:sub>
+            </m:sSub>
+          </m:sub>
+        </m:sSub>
+        <m:r>
+          <w:rPr>
+            <w:rFonts w:ascii="Cambria Math" w:hAnsi="Cambria Math"/>
+          </w:rPr>
+          <m:t>+</m:t>
+        </m:r>
+        <m:sSub>
+          <m:sSubPr>
+            <m:ctrlPr>
+              <w:rPr>
+                <w:rFonts w:ascii="Cambria Math" w:hAnsi="Cambria Math"/>
+                <w:i/>
+              </w:rPr>
+            </m:ctrlPr>
+          </m:sSubPr>
+          <m:e>
+            <m:r>
+              <m:rPr>
+                <m:sty m:val="p"/>
+              </m:rPr>
+              <w:rPr>
+                <w:rFonts w:ascii="Cambria Math" w:hAnsi="Cambria Math"/>
+              </w:rPr>
+              <m:t>β</m:t>
+            </m:r>
+          </m:e>
+          <m:sub>
+            <m:r>
+              <w:rPr>
+                <w:rFonts w:ascii="Cambria Math" w:hAnsi="Cambria Math"/>
+              </w:rPr>
+              <m:t>5</m:t>
+            </m:r>
+            <m:sSub>
+              <m:sSubPr>
+                <m:ctrlPr>
+                  <w:rPr>
+                    <w:rFonts w:ascii="Cambria Math" w:hAnsi="Cambria Math"/>
+                    <w:i/>
+                  </w:rPr>
+                </m:ctrlPr>
+              </m:sSubPr>
+              <m:e>
+                <m:bar>
+                  <m:barPr>
+                    <m:pos m:val="top"/>
+                    <m:ctrlPr>
+                      <w:rPr>
+                        <w:rFonts w:ascii="Cambria Math" w:hAnsi="Cambria Math"/>
+                      </w:rPr>
+                    </m:ctrlPr>
+                  </m:barPr>
+                  <m:e>
+                    <m:r>
+                      <m:rPr>
+                        <m:nor/>
+                      </m:rPr>
+                      <w:rPr>
+                        <w:rFonts w:ascii="Cambria Math" w:hAnsi="Cambria Math"/>
+                      </w:rPr>
+                      <m:t>Gini</m:t>
+                    </m:r>
+                  </m:e>
+                </m:bar>
+              </m:e>
+              <m:sub>
+                <m:r>
+                  <w:rPr>
+                    <w:rFonts w:ascii="Cambria Math" w:hAnsi="Cambria Math"/>
+                  </w:rPr>
+                  <m:t>c</m:t>
+                </m:r>
+              </m:sub>
+            </m:sSub>
+          </m:sub>
+        </m:sSub>
+        <m:r>
+          <w:rPr>
+            <w:rFonts w:ascii="Cambria Math" w:hAnsi="Cambria Math"/>
+          </w:rPr>
+          <m:t>+</m:t>
+        </m:r>
+        <m:sSub>
+          <m:sSubPr>
+            <m:ctrlPr>
+              <w:rPr>
+                <w:rFonts w:ascii="Cambria Math" w:hAnsi="Cambria Math"/>
+                <w:i/>
+              </w:rPr>
+            </m:ctrlPr>
+          </m:sSubPr>
+          <m:e>
+            <m:r>
+              <m:rPr>
+                <m:sty m:val="p"/>
+              </m:rPr>
+              <w:rPr>
+                <w:rFonts w:ascii="Cambria Math" w:hAnsi="Cambria Math"/>
+              </w:rPr>
+              <m:t>ε</m:t>
+            </m:r>
+          </m:e>
+          <m:sub>
+            <m:r>
+              <w:rPr>
+                <w:rFonts w:ascii="Cambria Math" w:hAnsi="Cambria Math"/>
+              </w:rPr>
+              <m:t>c</m:t>
+            </m:r>
+          </m:sub>
+        </m:sSub>
+      </m:oMath>
+      <w:r>
+        <w:br w:type="page"/>
+      </w:r>
     </w:p>
     <w:p>
       <w:pPr>
         <w:pStyle w:val="Heading2"/>
       </w:pPr>
-      <w:bookmarkStart w:id="7" w:name="_Toc224232760"/>
-      <w:r>
+      <w:bookmarkStart w:id="7" w:name="_Toc224335233"/>
+      <w:r>
+        <w:lastRenderedPageBreak/>
         <w:t>Data Description</w:t>
       </w:r>
       <w:r>
@@ -1358,17 +2246,13 @@
     <w:p>
       <w:r>
         <w:tab/>
-        <w:t xml:space="preserve">Using the Our World in Data (OWID) data set for classification of autocratic governments and the Chinese Global Development Finance Data set for levels of foreign Aid provided by China to run my cross sectional regression. Our final data set collapsed the years of </w:t>
-      </w:r>
-      <w:r>
-        <w:lastRenderedPageBreak/>
-        <w:t>2013 to 2021 into country averages, making the unit of analysis the country. The bivariate model utilized 174 countries, the controls model utilized 135 countries, and the positive aid only model utilized 92 countries. Our reconfigured OWID data set classified autocratic governments on a scale from 0 to 3, with 0 being electoral democracies and 3 being closed autocracies. China itself is classified as a closed autocracy. In the graph below we can see that even when adjusting aid as a logarithm of its mean annual value so that extremely large dollar donations do not dominate the graph, more autocratic regimes received more aid from China. We also see that after a regression analysis there is a positive relationship between autocracy levels and level of aid provided in the bivariate model, though in the full controls model this relationship loses statistical significance.</w:t>
+        <w:t>Using the Our World in Data (OWID) data set for classification of autocratic governments and the Chinese Global Development Finance Data set for levels of foreign Aid provided by China to run my cross sectional regression. Our final data set collapsed the years of 2013 to 2021 into country averages, making the unit of analysis the country. The bivariate model utilized 174 countries, the controls model utilized 135 countries, and the positive aid only model utilized 92 countries. Our reconfigured OWID data set classified autocratic governments on a scale from 0 to 3, with 0 being electoral democracies and 3 being closed autocracies. China itself is classified as a closed autocracy. In the graph below we can see that even when adjusting aid as a logarithm of its mean annual value so that extremely large dollar donations do not dominate the graph, more autocratic regimes received more aid from China. We also see that after a regression analysis there is a positive relationship between autocracy levels and level of aid provided in the bivariate model, though in the full controls model this relationship loses statistical significance.</w:t>
       </w:r>
     </w:p>
     <w:tbl>
       <w:tblPr>
         <w:tblStyle w:val="TableGrid"/>
-        <w:tblW w:w="10251" w:type="dxa"/>
+        <w:tblW w:w="9576" w:type="dxa"/>
         <w:tblInd w:w="-447" w:type="dxa"/>
         <w:tblBorders>
           <w:top w:val="none" w:sz="0" w:space="0" w:color="auto"/>
@@ -1381,8 +2265,7 @@
         <w:tblLook w:val="04A0" w:firstRow="1" w:lastRow="0" w:firstColumn="1" w:lastColumn="0" w:noHBand="0" w:noVBand="1"/>
       </w:tblPr>
       <w:tblGrid>
-        <w:gridCol w:w="5163"/>
-        <w:gridCol w:w="5088"/>
+        <w:gridCol w:w="9576"/>
       </w:tblGrid>
       <w:tr>
         <w:trPr>
@@ -1390,7 +2273,7 @@
         </w:trPr>
         <w:tc>
           <w:tcPr>
-            <w:tcW w:w="5163" w:type="dxa"/>
+            <w:tcW w:w="9576" w:type="dxa"/>
           </w:tcPr>
           <w:p>
             <w:pPr>
@@ -1401,10 +2284,10 @@
                 <w:noProof/>
               </w:rPr>
               <w:drawing>
-                <wp:inline distT="0" distB="0" distL="0" distR="0" wp14:anchorId="431B43D7" wp14:editId="07EAE4E9">
-                  <wp:extent cx="2938346" cy="1836467"/>
-                  <wp:effectExtent l="0" t="0" r="0" b="5080"/>
-                  <wp:docPr id="47612154" name="Picture 1" descr="A graph showing the results of a political election&#10;&#10;AI-generated content may be incorrect."/>
+                <wp:inline distT="0" distB="0" distL="0" distR="0" wp14:anchorId="7576F7B1" wp14:editId="62EC7A58">
+                  <wp:extent cx="4125915" cy="2626743"/>
+                  <wp:effectExtent l="0" t="0" r="1905" b="2540"/>
+                  <wp:docPr id="2018324290" name="Picture 2" descr="A graph of a bar chart&#10;&#10;AI-generated content may be incorrect."/>
                   <wp:cNvGraphicFramePr>
                     <a:graphicFrameLocks xmlns:a="http://schemas.openxmlformats.org/drawingml/2006/main" noChangeAspect="1"/>
                   </wp:cNvGraphicFramePr>
@@ -1412,7 +2295,7 @@
                     <a:graphicData uri="http://schemas.openxmlformats.org/drawingml/2006/picture">
                       <pic:pic xmlns:pic="http://schemas.openxmlformats.org/drawingml/2006/picture">
                         <pic:nvPicPr>
-                          <pic:cNvPr id="47612154" name="Picture 1" descr="A graph showing the results of a political election&#10;&#10;AI-generated content may be incorrect."/>
+                          <pic:cNvPr id="2018324290" name="Picture 2" descr="A graph of a bar chart&#10;&#10;AI-generated content may be incorrect."/>
                           <pic:cNvPicPr/>
                         </pic:nvPicPr>
                         <pic:blipFill>
@@ -1430,7 +2313,7 @@
                         <pic:spPr>
                           <a:xfrm>
                             <a:off x="0" y="0"/>
-                            <a:ext cx="3031744" cy="1894841"/>
+                            <a:ext cx="4333034" cy="2758604"/>
                           </a:xfrm>
                           <a:prstGeom prst="rect">
                             <a:avLst/>
@@ -1444,23 +2327,31 @@
             </w:r>
           </w:p>
         </w:tc>
-        <w:tc>
-          <w:tcPr>
-            <w:tcW w:w="5088" w:type="dxa"/>
+      </w:tr>
+      <w:tr>
+        <w:trPr>
+          <w:trHeight w:val="2725"/>
+        </w:trPr>
+        <w:tc>
+          <w:tcPr>
+            <w:tcW w:w="9576" w:type="dxa"/>
           </w:tcPr>
           <w:p>
             <w:pPr>
               <w:jc w:val="center"/>
-            </w:pPr>
-            <w:r>
               <w:rPr>
                 <w:noProof/>
               </w:rPr>
+            </w:pPr>
+            <w:r>
+              <w:rPr>
+                <w:noProof/>
+              </w:rPr>
               <w:drawing>
-                <wp:inline distT="0" distB="0" distL="0" distR="0" wp14:anchorId="565C0D71" wp14:editId="5D5B0565">
-                  <wp:extent cx="2938347" cy="1836468"/>
-                  <wp:effectExtent l="0" t="0" r="0" b="5080"/>
-                  <wp:docPr id="28785319" name="Picture 2" descr="A graph with a red line&#10;&#10;AI-generated content may be incorrect."/>
+                <wp:inline distT="0" distB="0" distL="0" distR="0" wp14:anchorId="120EBCAB" wp14:editId="5E81D5F9">
+                  <wp:extent cx="4109918" cy="2616559"/>
+                  <wp:effectExtent l="0" t="0" r="5080" b="0"/>
+                  <wp:docPr id="1705527741" name="Picture 1" descr="A graph with a red line&#10;&#10;AI-generated content may be incorrect."/>
                   <wp:cNvGraphicFramePr>
                     <a:graphicFrameLocks xmlns:a="http://schemas.openxmlformats.org/drawingml/2006/main" noChangeAspect="1"/>
                   </wp:cNvGraphicFramePr>
@@ -1468,7 +2359,7 @@
                     <a:graphicData uri="http://schemas.openxmlformats.org/drawingml/2006/picture">
                       <pic:pic xmlns:pic="http://schemas.openxmlformats.org/drawingml/2006/picture">
                         <pic:nvPicPr>
-                          <pic:cNvPr id="28785319" name="Picture 2" descr="A graph with a red line&#10;&#10;AI-generated content may be incorrect."/>
+                          <pic:cNvPr id="1705527741" name="Picture 1" descr="A graph with a red line&#10;&#10;AI-generated content may be incorrect."/>
                           <pic:cNvPicPr/>
                         </pic:nvPicPr>
                         <pic:blipFill>
@@ -1486,7 +2377,7 @@
                         <pic:spPr>
                           <a:xfrm>
                             <a:off x="0" y="0"/>
-                            <a:ext cx="2998483" cy="1874053"/>
+                            <a:ext cx="4237966" cy="2698080"/>
                           </a:xfrm>
                           <a:prstGeom prst="rect">
                             <a:avLst/>
@@ -1505,6 +2396,7 @@
     <w:p/>
     <w:tbl>
       <w:tblPr>
+        <w:tblpPr w:leftFromText="180" w:rightFromText="180" w:horzAnchor="margin" w:tblpY="-586"/>
         <w:tblW w:w="9651" w:type="dxa"/>
         <w:tblCellSpacing w:w="15" w:type="dxa"/>
         <w:tblCellMar>
@@ -1540,6 +2432,9 @@
             <w:hideMark/>
           </w:tcPr>
           <w:p>
+            <w:pPr>
+              <w:spacing w:line="240" w:lineRule="auto"/>
+            </w:pPr>
             <w:r>
               <w:t>Chinese Aid and Regime Type (Country-Level Cross-Section)</w:t>
             </w:r>
@@ -1708,6 +2603,9 @@
             <w:hideMark/>
           </w:tcPr>
           <w:p>
+            <w:pPr>
+              <w:spacing w:line="240" w:lineRule="auto"/>
+            </w:pPr>
             <w:r>
               <w:t>Log(1 + mean annual Chinese aid in constant USD 2021)</w:t>
             </w:r>
@@ -1744,6 +2642,9 @@
             <w:hideMark/>
           </w:tcPr>
           <w:p>
+            <w:pPr>
+              <w:spacing w:line="240" w:lineRule="auto"/>
+            </w:pPr>
             <w:r>
               <w:t>Bivariate</w:t>
             </w:r>
@@ -1756,6 +2657,9 @@
             <w:hideMark/>
           </w:tcPr>
           <w:p>
+            <w:pPr>
+              <w:spacing w:line="240" w:lineRule="auto"/>
+            </w:pPr>
             <w:r>
               <w:t>Controls</w:t>
             </w:r>
@@ -1768,6 +2672,9 @@
             <w:hideMark/>
           </w:tcPr>
           <w:p>
+            <w:pPr>
+              <w:spacing w:line="240" w:lineRule="auto"/>
+            </w:pPr>
             <w:r>
               <w:t>Controls, positive-aid only</w:t>
             </w:r>
@@ -1916,6 +2823,9 @@
             <w:hideMark/>
           </w:tcPr>
           <w:p>
+            <w:pPr>
+              <w:spacing w:line="240" w:lineRule="auto"/>
+            </w:pPr>
             <w:r>
               <w:t>Autocracy score</w:t>
             </w:r>
@@ -1928,6 +2838,10 @@
             <w:hideMark/>
           </w:tcPr>
           <w:p>
+            <w:pPr>
+              <w:spacing w:line="240" w:lineRule="auto"/>
+              <w:jc w:val="center"/>
+            </w:pPr>
             <w:r>
               <w:t>4.186***</w:t>
             </w:r>
@@ -1940,6 +2854,10 @@
             <w:hideMark/>
           </w:tcPr>
           <w:p>
+            <w:pPr>
+              <w:spacing w:line="240" w:lineRule="auto"/>
+              <w:jc w:val="center"/>
+            </w:pPr>
             <w:r>
               <w:t>0.948</w:t>
             </w:r>
@@ -1952,6 +2870,10 @@
             <w:hideMark/>
           </w:tcPr>
           <w:p>
+            <w:pPr>
+              <w:spacing w:line="240" w:lineRule="auto"/>
+              <w:jc w:val="center"/>
+            </w:pPr>
             <w:r>
               <w:t>1.083***</w:t>
             </w:r>
@@ -1988,6 +2910,10 @@
             <w:hideMark/>
           </w:tcPr>
           <w:p>
+            <w:pPr>
+              <w:spacing w:line="240" w:lineRule="auto"/>
+              <w:jc w:val="center"/>
+            </w:pPr>
             <w:r>
               <w:t>(0.769)</w:t>
             </w:r>
@@ -2000,6 +2926,10 @@
             <w:hideMark/>
           </w:tcPr>
           <w:p>
+            <w:pPr>
+              <w:spacing w:line="240" w:lineRule="auto"/>
+              <w:jc w:val="center"/>
+            </w:pPr>
             <w:r>
               <w:t>(1.171)</w:t>
             </w:r>
@@ -2012,6 +2942,10 @@
             <w:hideMark/>
           </w:tcPr>
           <w:p>
+            <w:pPr>
+              <w:spacing w:line="240" w:lineRule="auto"/>
+              <w:jc w:val="center"/>
+            </w:pPr>
             <w:r>
               <w:t>(0.397)</w:t>
             </w:r>
@@ -2050,6 +2984,7 @@
           <w:p>
             <w:pPr>
               <w:spacing w:after="0" w:line="240" w:lineRule="auto"/>
+              <w:jc w:val="center"/>
               <w:rPr>
                 <w:rFonts w:eastAsia="Times New Roman"/>
                 <w:kern w:val="0"/>
@@ -2113,6 +3048,9 @@
             <w:hideMark/>
           </w:tcPr>
           <w:p>
+            <w:pPr>
+              <w:spacing w:line="240" w:lineRule="auto"/>
+            </w:pPr>
             <w:r>
               <w:t>Log GDP per capita</w:t>
             </w:r>
@@ -2124,15 +3062,24 @@
             <w:vAlign w:val="center"/>
             <w:hideMark/>
           </w:tcPr>
-          <w:p/>
-        </w:tc>
-        <w:tc>
-          <w:tcPr>
-            <w:tcW w:w="0" w:type="auto"/>
-            <w:vAlign w:val="center"/>
-            <w:hideMark/>
-          </w:tcPr>
-          <w:p>
+          <w:p>
+            <w:pPr>
+              <w:spacing w:line="240" w:lineRule="auto"/>
+              <w:jc w:val="center"/>
+            </w:pPr>
+          </w:p>
+        </w:tc>
+        <w:tc>
+          <w:tcPr>
+            <w:tcW w:w="0" w:type="auto"/>
+            <w:vAlign w:val="center"/>
+            <w:hideMark/>
+          </w:tcPr>
+          <w:p>
+            <w:pPr>
+              <w:spacing w:line="240" w:lineRule="auto"/>
+              <w:jc w:val="center"/>
+            </w:pPr>
             <w:r>
               <w:t>-2.591***</w:t>
             </w:r>
@@ -2145,6 +3092,10 @@
             <w:hideMark/>
           </w:tcPr>
           <w:p>
+            <w:pPr>
+              <w:spacing w:line="240" w:lineRule="auto"/>
+              <w:jc w:val="center"/>
+            </w:pPr>
             <w:r>
               <w:t>0.812***</w:t>
             </w:r>
@@ -2180,15 +3131,24 @@
             <w:vAlign w:val="center"/>
             <w:hideMark/>
           </w:tcPr>
-          <w:p/>
-        </w:tc>
-        <w:tc>
-          <w:tcPr>
-            <w:tcW w:w="0" w:type="auto"/>
-            <w:vAlign w:val="center"/>
-            <w:hideMark/>
-          </w:tcPr>
-          <w:p>
+          <w:p>
+            <w:pPr>
+              <w:spacing w:line="240" w:lineRule="auto"/>
+              <w:jc w:val="center"/>
+            </w:pPr>
+          </w:p>
+        </w:tc>
+        <w:tc>
+          <w:tcPr>
+            <w:tcW w:w="0" w:type="auto"/>
+            <w:vAlign w:val="center"/>
+            <w:hideMark/>
+          </w:tcPr>
+          <w:p>
+            <w:pPr>
+              <w:spacing w:line="240" w:lineRule="auto"/>
+              <w:jc w:val="center"/>
+            </w:pPr>
             <w:r>
               <w:t>(0.960)</w:t>
             </w:r>
@@ -2201,6 +3161,10 @@
             <w:hideMark/>
           </w:tcPr>
           <w:p>
+            <w:pPr>
+              <w:spacing w:line="240" w:lineRule="auto"/>
+              <w:jc w:val="center"/>
+            </w:pPr>
             <w:r>
               <w:t>(0.276)</w:t>
             </w:r>
@@ -2239,6 +3203,7 @@
           <w:p>
             <w:pPr>
               <w:spacing w:after="0" w:line="240" w:lineRule="auto"/>
+              <w:jc w:val="center"/>
               <w:rPr>
                 <w:rFonts w:eastAsia="Times New Roman"/>
                 <w:kern w:val="0"/>
@@ -2302,6 +3267,9 @@
             <w:hideMark/>
           </w:tcPr>
           <w:p>
+            <w:pPr>
+              <w:spacing w:line="240" w:lineRule="auto"/>
+            </w:pPr>
             <w:r>
               <w:t>Corruption Perceptions Index</w:t>
             </w:r>
@@ -2313,15 +3281,24 @@
             <w:vAlign w:val="center"/>
             <w:hideMark/>
           </w:tcPr>
-          <w:p/>
-        </w:tc>
-        <w:tc>
-          <w:tcPr>
-            <w:tcW w:w="0" w:type="auto"/>
-            <w:vAlign w:val="center"/>
-            <w:hideMark/>
-          </w:tcPr>
-          <w:p>
+          <w:p>
+            <w:pPr>
+              <w:spacing w:line="240" w:lineRule="auto"/>
+              <w:jc w:val="center"/>
+            </w:pPr>
+          </w:p>
+        </w:tc>
+        <w:tc>
+          <w:tcPr>
+            <w:tcW w:w="0" w:type="auto"/>
+            <w:vAlign w:val="center"/>
+            <w:hideMark/>
+          </w:tcPr>
+          <w:p>
+            <w:pPr>
+              <w:spacing w:line="240" w:lineRule="auto"/>
+              <w:jc w:val="center"/>
+            </w:pPr>
             <w:r>
               <w:t>-0.207***</w:t>
             </w:r>
@@ -2334,6 +3311,10 @@
             <w:hideMark/>
           </w:tcPr>
           <w:p>
+            <w:pPr>
+              <w:spacing w:line="240" w:lineRule="auto"/>
+              <w:jc w:val="center"/>
+            </w:pPr>
             <w:r>
               <w:t>-0.009</w:t>
             </w:r>
@@ -2369,15 +3350,24 @@
             <w:vAlign w:val="center"/>
             <w:hideMark/>
           </w:tcPr>
-          <w:p/>
-        </w:tc>
-        <w:tc>
-          <w:tcPr>
-            <w:tcW w:w="0" w:type="auto"/>
-            <w:vAlign w:val="center"/>
-            <w:hideMark/>
-          </w:tcPr>
-          <w:p>
+          <w:p>
+            <w:pPr>
+              <w:spacing w:line="240" w:lineRule="auto"/>
+              <w:jc w:val="center"/>
+            </w:pPr>
+          </w:p>
+        </w:tc>
+        <w:tc>
+          <w:tcPr>
+            <w:tcW w:w="0" w:type="auto"/>
+            <w:vAlign w:val="center"/>
+            <w:hideMark/>
+          </w:tcPr>
+          <w:p>
+            <w:pPr>
+              <w:spacing w:line="240" w:lineRule="auto"/>
+              <w:jc w:val="center"/>
+            </w:pPr>
             <w:r>
               <w:t>(0.061)</w:t>
             </w:r>
@@ -2390,6 +3380,10 @@
             <w:hideMark/>
           </w:tcPr>
           <w:p>
+            <w:pPr>
+              <w:spacing w:line="240" w:lineRule="auto"/>
+              <w:jc w:val="center"/>
+            </w:pPr>
             <w:r>
               <w:t>(0.026)</w:t>
             </w:r>
@@ -2428,6 +3422,7 @@
           <w:p>
             <w:pPr>
               <w:spacing w:after="0" w:line="240" w:lineRule="auto"/>
+              <w:jc w:val="center"/>
               <w:rPr>
                 <w:rFonts w:eastAsia="Times New Roman"/>
                 <w:kern w:val="0"/>
@@ -2491,6 +3486,9 @@
             <w:hideMark/>
           </w:tcPr>
           <w:p>
+            <w:pPr>
+              <w:spacing w:line="240" w:lineRule="auto"/>
+            </w:pPr>
             <w:r>
               <w:t>Extreme poverty share</w:t>
             </w:r>
@@ -2502,15 +3500,24 @@
             <w:vAlign w:val="center"/>
             <w:hideMark/>
           </w:tcPr>
-          <w:p/>
-        </w:tc>
-        <w:tc>
-          <w:tcPr>
-            <w:tcW w:w="0" w:type="auto"/>
-            <w:vAlign w:val="center"/>
-            <w:hideMark/>
-          </w:tcPr>
-          <w:p>
+          <w:p>
+            <w:pPr>
+              <w:spacing w:line="240" w:lineRule="auto"/>
+              <w:jc w:val="center"/>
+            </w:pPr>
+          </w:p>
+        </w:tc>
+        <w:tc>
+          <w:tcPr>
+            <w:tcW w:w="0" w:type="auto"/>
+            <w:vAlign w:val="center"/>
+            <w:hideMark/>
+          </w:tcPr>
+          <w:p>
+            <w:pPr>
+              <w:spacing w:line="240" w:lineRule="auto"/>
+              <w:jc w:val="center"/>
+            </w:pPr>
             <w:r>
               <w:t>-0.111**</w:t>
             </w:r>
@@ -2523,6 +3530,10 @@
             <w:hideMark/>
           </w:tcPr>
           <w:p>
+            <w:pPr>
+              <w:spacing w:line="240" w:lineRule="auto"/>
+              <w:jc w:val="center"/>
+            </w:pPr>
             <w:r>
               <w:t>0.022</w:t>
             </w:r>
@@ -2558,15 +3569,24 @@
             <w:vAlign w:val="center"/>
             <w:hideMark/>
           </w:tcPr>
-          <w:p/>
-        </w:tc>
-        <w:tc>
-          <w:tcPr>
-            <w:tcW w:w="0" w:type="auto"/>
-            <w:vAlign w:val="center"/>
-            <w:hideMark/>
-          </w:tcPr>
-          <w:p>
+          <w:p>
+            <w:pPr>
+              <w:spacing w:line="240" w:lineRule="auto"/>
+              <w:jc w:val="center"/>
+            </w:pPr>
+          </w:p>
+        </w:tc>
+        <w:tc>
+          <w:tcPr>
+            <w:tcW w:w="0" w:type="auto"/>
+            <w:vAlign w:val="center"/>
+            <w:hideMark/>
+          </w:tcPr>
+          <w:p>
+            <w:pPr>
+              <w:spacing w:line="240" w:lineRule="auto"/>
+              <w:jc w:val="center"/>
+            </w:pPr>
             <w:r>
               <w:t>(0.046)</w:t>
             </w:r>
@@ -2579,6 +3599,10 @@
             <w:hideMark/>
           </w:tcPr>
           <w:p>
+            <w:pPr>
+              <w:spacing w:line="240" w:lineRule="auto"/>
+              <w:jc w:val="center"/>
+            </w:pPr>
             <w:r>
               <w:t>(0.013)</w:t>
             </w:r>
@@ -2617,6 +3641,7 @@
           <w:p>
             <w:pPr>
               <w:spacing w:after="0" w:line="240" w:lineRule="auto"/>
+              <w:jc w:val="center"/>
               <w:rPr>
                 <w:rFonts w:eastAsia="Times New Roman"/>
                 <w:kern w:val="0"/>
@@ -2680,6 +3705,9 @@
             <w:hideMark/>
           </w:tcPr>
           <w:p>
+            <w:pPr>
+              <w:spacing w:line="240" w:lineRule="auto"/>
+            </w:pPr>
             <w:r>
               <w:t>Gini index</w:t>
             </w:r>
@@ -2691,15 +3719,24 @@
             <w:vAlign w:val="center"/>
             <w:hideMark/>
           </w:tcPr>
-          <w:p/>
-        </w:tc>
-        <w:tc>
-          <w:tcPr>
-            <w:tcW w:w="0" w:type="auto"/>
-            <w:vAlign w:val="center"/>
-            <w:hideMark/>
-          </w:tcPr>
-          <w:p>
+          <w:p>
+            <w:pPr>
+              <w:spacing w:line="240" w:lineRule="auto"/>
+              <w:jc w:val="center"/>
+            </w:pPr>
+          </w:p>
+        </w:tc>
+        <w:tc>
+          <w:tcPr>
+            <w:tcW w:w="0" w:type="auto"/>
+            <w:vAlign w:val="center"/>
+            <w:hideMark/>
+          </w:tcPr>
+          <w:p>
+            <w:pPr>
+              <w:spacing w:line="240" w:lineRule="auto"/>
+              <w:jc w:val="center"/>
+            </w:pPr>
             <w:r>
               <w:t>29.888***</w:t>
             </w:r>
@@ -2712,6 +3749,10 @@
             <w:hideMark/>
           </w:tcPr>
           <w:p>
+            <w:pPr>
+              <w:spacing w:line="240" w:lineRule="auto"/>
+              <w:jc w:val="center"/>
+            </w:pPr>
             <w:r>
               <w:t>1.008</w:t>
             </w:r>
@@ -2747,15 +3788,24 @@
             <w:vAlign w:val="center"/>
             <w:hideMark/>
           </w:tcPr>
-          <w:p/>
-        </w:tc>
-        <w:tc>
-          <w:tcPr>
-            <w:tcW w:w="0" w:type="auto"/>
-            <w:vAlign w:val="center"/>
-            <w:hideMark/>
-          </w:tcPr>
-          <w:p>
+          <w:p>
+            <w:pPr>
+              <w:spacing w:line="240" w:lineRule="auto"/>
+              <w:jc w:val="center"/>
+            </w:pPr>
+          </w:p>
+        </w:tc>
+        <w:tc>
+          <w:tcPr>
+            <w:tcW w:w="0" w:type="auto"/>
+            <w:vAlign w:val="center"/>
+            <w:hideMark/>
+          </w:tcPr>
+          <w:p>
+            <w:pPr>
+              <w:spacing w:line="240" w:lineRule="auto"/>
+              <w:jc w:val="center"/>
+            </w:pPr>
             <w:r>
               <w:t>(8.620)</w:t>
             </w:r>
@@ -2768,6 +3818,10 @@
             <w:hideMark/>
           </w:tcPr>
           <w:p>
+            <w:pPr>
+              <w:spacing w:line="240" w:lineRule="auto"/>
+              <w:jc w:val="center"/>
+            </w:pPr>
             <w:r>
               <w:t>(3.314)</w:t>
             </w:r>
@@ -2806,6 +3860,7 @@
           <w:p>
             <w:pPr>
               <w:spacing w:after="0" w:line="240" w:lineRule="auto"/>
+              <w:jc w:val="center"/>
               <w:rPr>
                 <w:rFonts w:eastAsia="Times New Roman"/>
                 <w:kern w:val="0"/>
@@ -2869,6 +3924,9 @@
             <w:hideMark/>
           </w:tcPr>
           <w:p>
+            <w:pPr>
+              <w:spacing w:line="240" w:lineRule="auto"/>
+            </w:pPr>
             <w:r>
               <w:t>Constant</w:t>
             </w:r>
@@ -2881,6 +3939,10 @@
             <w:hideMark/>
           </w:tcPr>
           <w:p>
+            <w:pPr>
+              <w:spacing w:line="240" w:lineRule="auto"/>
+              <w:jc w:val="center"/>
+            </w:pPr>
             <w:r>
               <w:t>7.642***</w:t>
             </w:r>
@@ -2893,6 +3955,10 @@
             <w:hideMark/>
           </w:tcPr>
           <w:p>
+            <w:pPr>
+              <w:spacing w:line="240" w:lineRule="auto"/>
+              <w:jc w:val="center"/>
+            </w:pPr>
             <w:r>
               <w:t>35.808***</w:t>
             </w:r>
@@ -2905,6 +3971,10 @@
             <w:hideMark/>
           </w:tcPr>
           <w:p>
+            <w:pPr>
+              <w:spacing w:line="240" w:lineRule="auto"/>
+              <w:jc w:val="center"/>
+            </w:pPr>
             <w:r>
               <w:t>9.717***</w:t>
             </w:r>
@@ -2941,6 +4011,10 @@
             <w:hideMark/>
           </w:tcPr>
           <w:p>
+            <w:pPr>
+              <w:spacing w:line="240" w:lineRule="auto"/>
+              <w:jc w:val="center"/>
+            </w:pPr>
             <w:r>
               <w:t>(1.165)</w:t>
             </w:r>
@@ -2953,6 +4027,10 @@
             <w:hideMark/>
           </w:tcPr>
           <w:p>
+            <w:pPr>
+              <w:spacing w:line="240" w:lineRule="auto"/>
+              <w:jc w:val="center"/>
+            </w:pPr>
             <w:r>
               <w:t>(9.093)</w:t>
             </w:r>
@@ -2965,6 +4043,10 @@
             <w:hideMark/>
           </w:tcPr>
           <w:p>
+            <w:pPr>
+              <w:spacing w:line="240" w:lineRule="auto"/>
+              <w:jc w:val="center"/>
+            </w:pPr>
             <w:r>
               <w:t>(2.533)</w:t>
             </w:r>
@@ -2983,6 +4065,9 @@
             <w:hideMark/>
           </w:tcPr>
           <w:p>
+            <w:pPr>
+              <w:spacing w:line="240" w:lineRule="auto"/>
+            </w:pPr>
             <w:r>
               <w:t>Unit of analysis</w:t>
             </w:r>
@@ -2995,6 +4080,9 @@
             <w:hideMark/>
           </w:tcPr>
           <w:p>
+            <w:pPr>
+              <w:spacing w:line="240" w:lineRule="auto"/>
+            </w:pPr>
             <w:r>
               <w:t>Country</w:t>
             </w:r>
@@ -3007,6 +4095,9 @@
             <w:hideMark/>
           </w:tcPr>
           <w:p>
+            <w:pPr>
+              <w:spacing w:line="240" w:lineRule="auto"/>
+            </w:pPr>
             <w:r>
               <w:t>Country</w:t>
             </w:r>
@@ -3019,6 +4110,9 @@
             <w:hideMark/>
           </w:tcPr>
           <w:p>
+            <w:pPr>
+              <w:spacing w:line="240" w:lineRule="auto"/>
+            </w:pPr>
             <w:r>
               <w:t>Country</w:t>
             </w:r>
@@ -3066,6 +4160,9 @@
             <w:hideMark/>
           </w:tcPr>
           <w:p>
+            <w:pPr>
+              <w:spacing w:line="240" w:lineRule="auto"/>
+            </w:pPr>
             <w:r>
               <w:t>Years collapsed</w:t>
             </w:r>
@@ -3078,6 +4175,9 @@
             <w:hideMark/>
           </w:tcPr>
           <w:p>
+            <w:pPr>
+              <w:spacing w:line="240" w:lineRule="auto"/>
+            </w:pPr>
             <w:r>
               <w:t>2013-2021 mean</w:t>
             </w:r>
@@ -3090,6 +4190,9 @@
             <w:hideMark/>
           </w:tcPr>
           <w:p>
+            <w:pPr>
+              <w:spacing w:line="240" w:lineRule="auto"/>
+            </w:pPr>
             <w:r>
               <w:t>2013-2021 mean</w:t>
             </w:r>
@@ -3102,6 +4205,9 @@
             <w:hideMark/>
           </w:tcPr>
           <w:p>
+            <w:pPr>
+              <w:spacing w:line="240" w:lineRule="auto"/>
+            </w:pPr>
             <w:r>
               <w:t>2013-2021 mean</w:t>
             </w:r>
@@ -3120,6 +4226,9 @@
             <w:hideMark/>
           </w:tcPr>
           <w:p>
+            <w:pPr>
+              <w:spacing w:line="240" w:lineRule="auto"/>
+            </w:pPr>
             <w:r>
               <w:t>Sample</w:t>
             </w:r>
@@ -3132,6 +4241,9 @@
             <w:hideMark/>
           </w:tcPr>
           <w:p>
+            <w:pPr>
+              <w:spacing w:line="240" w:lineRule="auto"/>
+            </w:pPr>
             <w:r>
               <w:t>All countries</w:t>
             </w:r>
@@ -3144,6 +4256,9 @@
             <w:hideMark/>
           </w:tcPr>
           <w:p>
+            <w:pPr>
+              <w:spacing w:line="240" w:lineRule="auto"/>
+            </w:pPr>
             <w:r>
               <w:t>All countries</w:t>
             </w:r>
@@ -3156,6 +4271,9 @@
             <w:hideMark/>
           </w:tcPr>
           <w:p>
+            <w:pPr>
+              <w:spacing w:line="240" w:lineRule="auto"/>
+            </w:pPr>
             <w:r>
               <w:t>Aid recipients only</w:t>
             </w:r>
@@ -3174,6 +4292,9 @@
             <w:hideMark/>
           </w:tcPr>
           <w:p>
+            <w:pPr>
+              <w:spacing w:line="240" w:lineRule="auto"/>
+            </w:pPr>
             <w:r>
               <w:t>Standard errors</w:t>
             </w:r>
@@ -3186,6 +4307,9 @@
             <w:hideMark/>
           </w:tcPr>
           <w:p>
+            <w:pPr>
+              <w:spacing w:line="240" w:lineRule="auto"/>
+            </w:pPr>
             <w:r>
               <w:t>HC1</w:t>
             </w:r>
@@ -3198,6 +4322,9 @@
             <w:hideMark/>
           </w:tcPr>
           <w:p>
+            <w:pPr>
+              <w:spacing w:line="240" w:lineRule="auto"/>
+            </w:pPr>
             <w:r>
               <w:t>HC1</w:t>
             </w:r>
@@ -3210,6 +4337,9 @@
             <w:hideMark/>
           </w:tcPr>
           <w:p>
+            <w:pPr>
+              <w:spacing w:line="240" w:lineRule="auto"/>
+            </w:pPr>
             <w:r>
               <w:t>HC1</w:t>
             </w:r>
@@ -3228,6 +4358,9 @@
             <w:hideMark/>
           </w:tcPr>
           <w:p>
+            <w:pPr>
+              <w:spacing w:line="240" w:lineRule="auto"/>
+            </w:pPr>
             <w:r>
               <w:t>Observations</w:t>
             </w:r>
@@ -3240,6 +4373,9 @@
             <w:hideMark/>
           </w:tcPr>
           <w:p>
+            <w:pPr>
+              <w:spacing w:line="240" w:lineRule="auto"/>
+            </w:pPr>
             <w:r>
               <w:t>174</w:t>
             </w:r>
@@ -3252,6 +4388,9 @@
             <w:hideMark/>
           </w:tcPr>
           <w:p>
+            <w:pPr>
+              <w:spacing w:line="240" w:lineRule="auto"/>
+            </w:pPr>
             <w:r>
               <w:t>135</w:t>
             </w:r>
@@ -3264,6 +4403,9 @@
             <w:hideMark/>
           </w:tcPr>
           <w:p>
+            <w:pPr>
+              <w:spacing w:line="240" w:lineRule="auto"/>
+            </w:pPr>
             <w:r>
               <w:t>92</w:t>
             </w:r>
@@ -3282,6 +4424,9 @@
             <w:hideMark/>
           </w:tcPr>
           <w:p>
+            <w:pPr>
+              <w:spacing w:line="240" w:lineRule="auto"/>
+            </w:pPr>
             <w:r>
               <w:t>R2</w:t>
             </w:r>
@@ -3294,6 +4439,9 @@
             <w:hideMark/>
           </w:tcPr>
           <w:p>
+            <w:pPr>
+              <w:spacing w:line="240" w:lineRule="auto"/>
+            </w:pPr>
             <w:r>
               <w:t>0.202</w:t>
             </w:r>
@@ -3306,6 +4454,9 @@
             <w:hideMark/>
           </w:tcPr>
           <w:p>
+            <w:pPr>
+              <w:spacing w:line="240" w:lineRule="auto"/>
+            </w:pPr>
             <w:r>
               <w:t>0.594</w:t>
             </w:r>
@@ -3318,6 +4469,9 @@
             <w:hideMark/>
           </w:tcPr>
           <w:p>
+            <w:pPr>
+              <w:spacing w:line="240" w:lineRule="auto"/>
+            </w:pPr>
             <w:r>
               <w:t>0.165</w:t>
             </w:r>
@@ -3336,6 +4490,9 @@
             <w:hideMark/>
           </w:tcPr>
           <w:p>
+            <w:pPr>
+              <w:spacing w:line="240" w:lineRule="auto"/>
+            </w:pPr>
             <w:r>
               <w:t>Adjusted R2</w:t>
             </w:r>
@@ -3348,6 +4505,9 @@
             <w:hideMark/>
           </w:tcPr>
           <w:p>
+            <w:pPr>
+              <w:spacing w:line="240" w:lineRule="auto"/>
+            </w:pPr>
             <w:r>
               <w:t>0.197</w:t>
             </w:r>
@@ -3360,6 +4520,9 @@
             <w:hideMark/>
           </w:tcPr>
           <w:p>
+            <w:pPr>
+              <w:spacing w:line="240" w:lineRule="auto"/>
+            </w:pPr>
             <w:r>
               <w:t>0.578</w:t>
             </w:r>
@@ -3372,6 +4535,9 @@
             <w:hideMark/>
           </w:tcPr>
           <w:p>
+            <w:pPr>
+              <w:spacing w:line="240" w:lineRule="auto"/>
+            </w:pPr>
             <w:r>
               <w:t>0.117</w:t>
             </w:r>
@@ -3514,8 +4680,9 @@
       <w:pPr>
         <w:pStyle w:val="Heading2"/>
       </w:pPr>
-      <w:bookmarkStart w:id="8" w:name="_Toc224232761"/>
-      <w:r>
+      <w:bookmarkStart w:id="8" w:name="_Toc224335234"/>
+      <w:r>
+        <w:lastRenderedPageBreak/>
         <w:t>Methodology and Findings:</w:t>
       </w:r>
       <w:bookmarkEnd w:id="8"/>
@@ -3552,18 +4719,29 @@
       </w:r>
       <w:proofErr w:type="gramEnd"/>
       <w:r>
-        <w:t xml:space="preserve"> is no statistically relevant correlational relationship between level of autocracy and amount of Chinese aid. However, among countries that did receive aid, the autocracy score remains statistically </w:t>
-      </w:r>
-      <w:r>
-        <w:lastRenderedPageBreak/>
-        <w:t>significant, and a one point increase in autocracy score is associated with about 2.95 times higher mean annual aid. These findings show that within the full sample China does not appear to allocate aid differently by regime type, but among recipient countries autocracy still appears to matter.</w:t>
+        <w:t xml:space="preserve"> is no statistically relevant correlational relationship between level of autocracy and amount of Chinese aid. However, among countries that did receive aid, the autocracy score remains statistically significant, and a one point increase in autocracy score is associated with about 2.95 times higher mean annual aid. </w:t>
+      </w:r>
+      <w:r>
+        <w:t xml:space="preserve">The correlation coefficient of Autocracy score is statistically significant at the 99% confidence interval. And when comparing model 3 to model 1 the r squared </w:t>
+      </w:r>
+      <w:r>
+        <w:t>These findings show that within the full sample China does not appear to allocate aid differently by regime type, but among recipient countries</w:t>
+      </w:r>
+      <w:r>
+        <w:t xml:space="preserve"> how</w:t>
+      </w:r>
+      <w:r>
+        <w:t xml:space="preserve"> the autocratic level of the government is a significant factor in the amount of aid provided</w:t>
+      </w:r>
+      <w:r>
+        <w:t>.</w:t>
       </w:r>
     </w:p>
     <w:p>
       <w:pPr>
         <w:pStyle w:val="Heading2"/>
       </w:pPr>
-      <w:bookmarkStart w:id="9" w:name="_Toc224232762"/>
+      <w:bookmarkStart w:id="9" w:name="_Toc224335235"/>
       <w:r>
         <w:t>Limitations and Conclusion:</w:t>
       </w:r>
@@ -3579,6 +4757,40 @@
       </w:r>
       <w:r>
         <w:t xml:space="preserve"> </w:t>
+      </w:r>
+      <w:r>
+        <w:t>Lastly</w:t>
+      </w:r>
+      <w:r>
+        <w:t>,</w:t>
+      </w:r>
+      <w:r>
+        <w:t xml:space="preserve"> the R squared </w:t>
+      </w:r>
+      <w:r>
+        <w:t>value,</w:t>
+      </w:r>
+      <w:r>
+        <w:t xml:space="preserve"> or the explanatory power of the </w:t>
+      </w:r>
+      <w:r>
+        <w:t>3</w:t>
+      </w:r>
+      <w:r>
+        <w:rPr>
+          <w:vertAlign w:val="superscript"/>
+        </w:rPr>
+        <w:t>rd</w:t>
+      </w:r>
+      <w:r>
+        <w:t xml:space="preserve"> model accounts for 16.5% of the variance in the amount of aid disbursed by the Chinese. However, this only applies to countries which have received aid in the past. There is evidence to </w:t>
+      </w:r>
+      <w:r>
+        <w:t xml:space="preserve">reject the null hypothesis that democratic countries received equal aid to autocratic ones. Areas for further research could be the industrial make up of countries receiving aid, and </w:t>
+      </w:r>
+      <w:r>
+        <w:lastRenderedPageBreak/>
+        <w:t xml:space="preserve">whether more wealthy countries receive aid. Chinas aid disbursement strategy seems at least in some part related to how similar their government styles are constructed. As a counter factual, the United States could also be investigated to determine whether this is out of the norm for nations which provide aid. </w:t>
       </w:r>
     </w:p>
     <w:p>
@@ -3588,21 +4800,1582 @@
           <w:bCs/>
         </w:rPr>
       </w:pPr>
-    </w:p>
-    <w:p/>
-    <w:p>
-      <w:pPr>
+      <w:r>
         <w:rPr>
           <w:b/>
           <w:bCs/>
         </w:rPr>
+        <w:br w:type="page"/>
+      </w:r>
+    </w:p>
+    <w:p>
+      <w:pPr>
+        <w:pStyle w:val="Heading1"/>
       </w:pPr>
-    </w:p>
+      <w:bookmarkStart w:id="10" w:name="_Toc224335236"/>
+      <w:r>
+        <w:lastRenderedPageBreak/>
+        <w:t>Appendix</w:t>
+      </w:r>
+      <w:bookmarkEnd w:id="10"/>
+    </w:p>
+    <w:p>
+      <w:pPr>
+        <w:pStyle w:val="Heading2"/>
+      </w:pPr>
+      <w:bookmarkStart w:id="11" w:name="_Toc224335237"/>
+      <w:r>
+        <w:t>Gauss Markov Tests</w:t>
+      </w:r>
+      <w:bookmarkEnd w:id="11"/>
+    </w:p>
+    <w:p>
+      <w:r>
+        <w:rPr>
+          <w:b/>
+          <w:bCs/>
+        </w:rPr>
+        <w:t>VIF Test</w:t>
+      </w:r>
+      <w:r>
+        <w:rPr>
+          <w:b/>
+          <w:bCs/>
+        </w:rPr>
+        <w:br/>
+      </w:r>
+      <w:r>
+        <w:t xml:space="preserve">VIF was below </w:t>
+      </w:r>
+      <w:r>
+        <w:t xml:space="preserve">5 in all variables. </w:t>
+      </w:r>
+      <w:r>
+        <w:t xml:space="preserve">Little evidence of </w:t>
+      </w:r>
+      <w:proofErr w:type="spellStart"/>
+      <w:r>
+        <w:t>Multicolinearity</w:t>
+      </w:r>
+      <w:proofErr w:type="spellEnd"/>
+    </w:p>
+    <w:tbl>
+      <w:tblPr>
+        <w:tblW w:w="0" w:type="auto"/>
+        <w:tblCellMar>
+          <w:top w:w="15" w:type="dxa"/>
+          <w:left w:w="15" w:type="dxa"/>
+          <w:bottom w:w="15" w:type="dxa"/>
+          <w:right w:w="15" w:type="dxa"/>
+        </w:tblCellMar>
+        <w:tblLook w:val="04A0" w:firstRow="1" w:lastRow="0" w:firstColumn="1" w:lastColumn="0" w:noHBand="0" w:noVBand="1"/>
+      </w:tblPr>
+      <w:tblGrid>
+        <w:gridCol w:w="1446"/>
+        <w:gridCol w:w="1635"/>
+      </w:tblGrid>
+      <w:tr>
+        <w:tc>
+          <w:tcPr>
+            <w:tcW w:w="0" w:type="auto"/>
+            <w:tcBorders>
+              <w:top w:val="single" w:sz="6" w:space="0" w:color="DDDDDD"/>
+              <w:left w:val="single" w:sz="6" w:space="0" w:color="DDDDDD"/>
+              <w:bottom w:val="single" w:sz="6" w:space="0" w:color="DDDDDD"/>
+              <w:right w:val="single" w:sz="6" w:space="0" w:color="DDDDDD"/>
+            </w:tcBorders>
+            <w:noWrap/>
+            <w:tcMar>
+              <w:top w:w="75" w:type="dxa"/>
+              <w:left w:w="75" w:type="dxa"/>
+              <w:bottom w:w="75" w:type="dxa"/>
+              <w:right w:w="75" w:type="dxa"/>
+            </w:tcMar>
+            <w:vAlign w:val="center"/>
+            <w:hideMark/>
+          </w:tcPr>
+          <w:p>
+            <w:pPr>
+              <w:spacing w:after="0" w:line="240" w:lineRule="auto"/>
+              <w:rPr>
+                <w:rFonts w:ascii="Verdana" w:eastAsia="Times New Roman" w:hAnsi="Verdana"/>
+                <w:kern w:val="0"/>
+                <w:sz w:val="15"/>
+                <w:szCs w:val="15"/>
+                <w14:ligatures w14:val="none"/>
+              </w:rPr>
+            </w:pPr>
+            <w:proofErr w:type="spellStart"/>
+            <w:r>
+              <w:rPr>
+                <w:rFonts w:ascii="Verdana" w:eastAsia="Times New Roman" w:hAnsi="Verdana"/>
+                <w:kern w:val="0"/>
+                <w:sz w:val="15"/>
+                <w:szCs w:val="15"/>
+                <w14:ligatures w14:val="none"/>
+              </w:rPr>
+              <w:t>autocracy_score</w:t>
+            </w:r>
+            <w:proofErr w:type="spellEnd"/>
+          </w:p>
+        </w:tc>
+        <w:tc>
+          <w:tcPr>
+            <w:tcW w:w="0" w:type="auto"/>
+            <w:tcBorders>
+              <w:top w:val="single" w:sz="6" w:space="0" w:color="DDDDDD"/>
+              <w:left w:val="single" w:sz="6" w:space="0" w:color="DDDDDD"/>
+              <w:bottom w:val="single" w:sz="6" w:space="0" w:color="DDDDDD"/>
+              <w:right w:val="single" w:sz="6" w:space="0" w:color="DDDDDD"/>
+            </w:tcBorders>
+            <w:noWrap/>
+            <w:tcMar>
+              <w:top w:w="75" w:type="dxa"/>
+              <w:left w:w="75" w:type="dxa"/>
+              <w:bottom w:w="75" w:type="dxa"/>
+              <w:right w:w="75" w:type="dxa"/>
+            </w:tcMar>
+            <w:vAlign w:val="center"/>
+            <w:hideMark/>
+          </w:tcPr>
+          <w:p>
+            <w:pPr>
+              <w:spacing w:after="0" w:line="240" w:lineRule="auto"/>
+              <w:rPr>
+                <w:rFonts w:ascii="Verdana" w:eastAsia="Times New Roman" w:hAnsi="Verdana"/>
+                <w:kern w:val="0"/>
+                <w:sz w:val="15"/>
+                <w:szCs w:val="15"/>
+                <w14:ligatures w14:val="none"/>
+              </w:rPr>
+            </w:pPr>
+            <w:r>
+              <w:rPr>
+                <w:rFonts w:ascii="Verdana" w:eastAsia="Times New Roman" w:hAnsi="Verdana"/>
+                <w:kern w:val="0"/>
+                <w:sz w:val="15"/>
+                <w:szCs w:val="15"/>
+                <w14:ligatures w14:val="none"/>
+              </w:rPr>
+              <w:t>2.01801820934758</w:t>
+            </w:r>
+          </w:p>
+        </w:tc>
+      </w:tr>
+      <w:tr>
+        <w:tc>
+          <w:tcPr>
+            <w:tcW w:w="0" w:type="auto"/>
+            <w:tcBorders>
+              <w:top w:val="single" w:sz="6" w:space="0" w:color="DDDDDD"/>
+              <w:left w:val="single" w:sz="6" w:space="0" w:color="DDDDDD"/>
+              <w:bottom w:val="single" w:sz="6" w:space="0" w:color="DDDDDD"/>
+              <w:right w:val="single" w:sz="6" w:space="0" w:color="DDDDDD"/>
+            </w:tcBorders>
+            <w:noWrap/>
+            <w:tcMar>
+              <w:top w:w="75" w:type="dxa"/>
+              <w:left w:w="75" w:type="dxa"/>
+              <w:bottom w:w="75" w:type="dxa"/>
+              <w:right w:w="75" w:type="dxa"/>
+            </w:tcMar>
+            <w:vAlign w:val="center"/>
+            <w:hideMark/>
+          </w:tcPr>
+          <w:p>
+            <w:pPr>
+              <w:spacing w:after="0" w:line="240" w:lineRule="auto"/>
+              <w:rPr>
+                <w:rFonts w:ascii="Verdana" w:eastAsia="Times New Roman" w:hAnsi="Verdana"/>
+                <w:kern w:val="0"/>
+                <w:sz w:val="15"/>
+                <w:szCs w:val="15"/>
+                <w14:ligatures w14:val="none"/>
+              </w:rPr>
+            </w:pPr>
+            <w:proofErr w:type="spellStart"/>
+            <w:r>
+              <w:rPr>
+                <w:rFonts w:ascii="Verdana" w:eastAsia="Times New Roman" w:hAnsi="Verdana"/>
+                <w:kern w:val="0"/>
+                <w:sz w:val="15"/>
+                <w:szCs w:val="15"/>
+                <w14:ligatures w14:val="none"/>
+              </w:rPr>
+              <w:t>log_gdp_pc</w:t>
+            </w:r>
+            <w:proofErr w:type="spellEnd"/>
+          </w:p>
+        </w:tc>
+        <w:tc>
+          <w:tcPr>
+            <w:tcW w:w="0" w:type="auto"/>
+            <w:tcBorders>
+              <w:top w:val="single" w:sz="6" w:space="0" w:color="DDDDDD"/>
+              <w:left w:val="single" w:sz="6" w:space="0" w:color="DDDDDD"/>
+              <w:bottom w:val="single" w:sz="6" w:space="0" w:color="DDDDDD"/>
+              <w:right w:val="single" w:sz="6" w:space="0" w:color="DDDDDD"/>
+            </w:tcBorders>
+            <w:noWrap/>
+            <w:tcMar>
+              <w:top w:w="75" w:type="dxa"/>
+              <w:left w:w="75" w:type="dxa"/>
+              <w:bottom w:w="75" w:type="dxa"/>
+              <w:right w:w="75" w:type="dxa"/>
+            </w:tcMar>
+            <w:vAlign w:val="center"/>
+            <w:hideMark/>
+          </w:tcPr>
+          <w:p>
+            <w:pPr>
+              <w:spacing w:after="0" w:line="240" w:lineRule="auto"/>
+              <w:rPr>
+                <w:rFonts w:ascii="Verdana" w:eastAsia="Times New Roman" w:hAnsi="Verdana"/>
+                <w:kern w:val="0"/>
+                <w:sz w:val="15"/>
+                <w:szCs w:val="15"/>
+                <w14:ligatures w14:val="none"/>
+              </w:rPr>
+            </w:pPr>
+            <w:r>
+              <w:rPr>
+                <w:rFonts w:ascii="Verdana" w:eastAsia="Times New Roman" w:hAnsi="Verdana"/>
+                <w:kern w:val="0"/>
+                <w:sz w:val="15"/>
+                <w:szCs w:val="15"/>
+                <w14:ligatures w14:val="none"/>
+              </w:rPr>
+              <w:t>4.4901424736068</w:t>
+            </w:r>
+          </w:p>
+        </w:tc>
+      </w:tr>
+      <w:tr>
+        <w:tc>
+          <w:tcPr>
+            <w:tcW w:w="0" w:type="auto"/>
+            <w:tcBorders>
+              <w:top w:val="single" w:sz="6" w:space="0" w:color="DDDDDD"/>
+              <w:left w:val="single" w:sz="6" w:space="0" w:color="DDDDDD"/>
+              <w:bottom w:val="single" w:sz="6" w:space="0" w:color="DDDDDD"/>
+              <w:right w:val="single" w:sz="6" w:space="0" w:color="DDDDDD"/>
+            </w:tcBorders>
+            <w:noWrap/>
+            <w:tcMar>
+              <w:top w:w="75" w:type="dxa"/>
+              <w:left w:w="75" w:type="dxa"/>
+              <w:bottom w:w="75" w:type="dxa"/>
+              <w:right w:w="75" w:type="dxa"/>
+            </w:tcMar>
+            <w:vAlign w:val="center"/>
+            <w:hideMark/>
+          </w:tcPr>
+          <w:p>
+            <w:pPr>
+              <w:spacing w:after="0" w:line="240" w:lineRule="auto"/>
+              <w:rPr>
+                <w:rFonts w:ascii="Verdana" w:eastAsia="Times New Roman" w:hAnsi="Verdana"/>
+                <w:kern w:val="0"/>
+                <w:sz w:val="15"/>
+                <w:szCs w:val="15"/>
+                <w14:ligatures w14:val="none"/>
+              </w:rPr>
+            </w:pPr>
+            <w:r>
+              <w:rPr>
+                <w:rFonts w:ascii="Verdana" w:eastAsia="Times New Roman" w:hAnsi="Verdana"/>
+                <w:kern w:val="0"/>
+                <w:sz w:val="15"/>
+                <w:szCs w:val="15"/>
+                <w14:ligatures w14:val="none"/>
+              </w:rPr>
+              <w:t>cpi</w:t>
+            </w:r>
+          </w:p>
+        </w:tc>
+        <w:tc>
+          <w:tcPr>
+            <w:tcW w:w="0" w:type="auto"/>
+            <w:tcBorders>
+              <w:top w:val="single" w:sz="6" w:space="0" w:color="DDDDDD"/>
+              <w:left w:val="single" w:sz="6" w:space="0" w:color="DDDDDD"/>
+              <w:bottom w:val="single" w:sz="6" w:space="0" w:color="DDDDDD"/>
+              <w:right w:val="single" w:sz="6" w:space="0" w:color="DDDDDD"/>
+            </w:tcBorders>
+            <w:noWrap/>
+            <w:tcMar>
+              <w:top w:w="75" w:type="dxa"/>
+              <w:left w:w="75" w:type="dxa"/>
+              <w:bottom w:w="75" w:type="dxa"/>
+              <w:right w:w="75" w:type="dxa"/>
+            </w:tcMar>
+            <w:vAlign w:val="center"/>
+            <w:hideMark/>
+          </w:tcPr>
+          <w:p>
+            <w:pPr>
+              <w:spacing w:after="0" w:line="240" w:lineRule="auto"/>
+              <w:rPr>
+                <w:rFonts w:ascii="Verdana" w:eastAsia="Times New Roman" w:hAnsi="Verdana"/>
+                <w:kern w:val="0"/>
+                <w:sz w:val="15"/>
+                <w:szCs w:val="15"/>
+                <w14:ligatures w14:val="none"/>
+              </w:rPr>
+            </w:pPr>
+            <w:r>
+              <w:rPr>
+                <w:rFonts w:ascii="Verdana" w:eastAsia="Times New Roman" w:hAnsi="Verdana"/>
+                <w:kern w:val="0"/>
+                <w:sz w:val="15"/>
+                <w:szCs w:val="15"/>
+                <w14:ligatures w14:val="none"/>
+              </w:rPr>
+              <w:t>3.61815701518997</w:t>
+            </w:r>
+          </w:p>
+        </w:tc>
+      </w:tr>
+      <w:tr>
+        <w:tc>
+          <w:tcPr>
+            <w:tcW w:w="0" w:type="auto"/>
+            <w:tcBorders>
+              <w:top w:val="single" w:sz="6" w:space="0" w:color="DDDDDD"/>
+              <w:left w:val="single" w:sz="6" w:space="0" w:color="DDDDDD"/>
+              <w:bottom w:val="single" w:sz="6" w:space="0" w:color="DDDDDD"/>
+              <w:right w:val="single" w:sz="6" w:space="0" w:color="DDDDDD"/>
+            </w:tcBorders>
+            <w:noWrap/>
+            <w:tcMar>
+              <w:top w:w="75" w:type="dxa"/>
+              <w:left w:w="75" w:type="dxa"/>
+              <w:bottom w:w="75" w:type="dxa"/>
+              <w:right w:w="75" w:type="dxa"/>
+            </w:tcMar>
+            <w:vAlign w:val="center"/>
+            <w:hideMark/>
+          </w:tcPr>
+          <w:p>
+            <w:pPr>
+              <w:spacing w:after="0" w:line="240" w:lineRule="auto"/>
+              <w:rPr>
+                <w:rFonts w:ascii="Verdana" w:eastAsia="Times New Roman" w:hAnsi="Verdana"/>
+                <w:kern w:val="0"/>
+                <w:sz w:val="15"/>
+                <w:szCs w:val="15"/>
+                <w14:ligatures w14:val="none"/>
+              </w:rPr>
+            </w:pPr>
+            <w:proofErr w:type="spellStart"/>
+            <w:r>
+              <w:rPr>
+                <w:rFonts w:ascii="Verdana" w:eastAsia="Times New Roman" w:hAnsi="Verdana"/>
+                <w:kern w:val="0"/>
+                <w:sz w:val="15"/>
+                <w:szCs w:val="15"/>
+                <w14:ligatures w14:val="none"/>
+              </w:rPr>
+              <w:t>extreme_poverty</w:t>
+            </w:r>
+            <w:proofErr w:type="spellEnd"/>
+          </w:p>
+        </w:tc>
+        <w:tc>
+          <w:tcPr>
+            <w:tcW w:w="0" w:type="auto"/>
+            <w:tcBorders>
+              <w:top w:val="single" w:sz="6" w:space="0" w:color="DDDDDD"/>
+              <w:left w:val="single" w:sz="6" w:space="0" w:color="DDDDDD"/>
+              <w:bottom w:val="single" w:sz="6" w:space="0" w:color="DDDDDD"/>
+              <w:right w:val="single" w:sz="6" w:space="0" w:color="DDDDDD"/>
+            </w:tcBorders>
+            <w:noWrap/>
+            <w:tcMar>
+              <w:top w:w="75" w:type="dxa"/>
+              <w:left w:w="75" w:type="dxa"/>
+              <w:bottom w:w="75" w:type="dxa"/>
+              <w:right w:w="75" w:type="dxa"/>
+            </w:tcMar>
+            <w:vAlign w:val="center"/>
+            <w:hideMark/>
+          </w:tcPr>
+          <w:p>
+            <w:pPr>
+              <w:spacing w:after="0" w:line="240" w:lineRule="auto"/>
+              <w:rPr>
+                <w:rFonts w:ascii="Verdana" w:eastAsia="Times New Roman" w:hAnsi="Verdana"/>
+                <w:kern w:val="0"/>
+                <w:sz w:val="15"/>
+                <w:szCs w:val="15"/>
+                <w14:ligatures w14:val="none"/>
+              </w:rPr>
+            </w:pPr>
+            <w:r>
+              <w:rPr>
+                <w:rFonts w:ascii="Verdana" w:eastAsia="Times New Roman" w:hAnsi="Verdana"/>
+                <w:kern w:val="0"/>
+                <w:sz w:val="15"/>
+                <w:szCs w:val="15"/>
+                <w14:ligatures w14:val="none"/>
+              </w:rPr>
+              <w:t>2.60982785962193</w:t>
+            </w:r>
+          </w:p>
+        </w:tc>
+      </w:tr>
+      <w:tr>
+        <w:tc>
+          <w:tcPr>
+            <w:tcW w:w="0" w:type="auto"/>
+            <w:tcBorders>
+              <w:top w:val="single" w:sz="6" w:space="0" w:color="DDDDDD"/>
+              <w:left w:val="single" w:sz="6" w:space="0" w:color="DDDDDD"/>
+              <w:bottom w:val="single" w:sz="6" w:space="0" w:color="DDDDDD"/>
+              <w:right w:val="single" w:sz="6" w:space="0" w:color="DDDDDD"/>
+            </w:tcBorders>
+            <w:noWrap/>
+            <w:tcMar>
+              <w:top w:w="75" w:type="dxa"/>
+              <w:left w:w="75" w:type="dxa"/>
+              <w:bottom w:w="75" w:type="dxa"/>
+              <w:right w:w="75" w:type="dxa"/>
+            </w:tcMar>
+            <w:vAlign w:val="center"/>
+            <w:hideMark/>
+          </w:tcPr>
+          <w:p>
+            <w:pPr>
+              <w:spacing w:after="0" w:line="240" w:lineRule="auto"/>
+              <w:rPr>
+                <w:rFonts w:ascii="Verdana" w:eastAsia="Times New Roman" w:hAnsi="Verdana"/>
+                <w:kern w:val="0"/>
+                <w:sz w:val="15"/>
+                <w:szCs w:val="15"/>
+                <w14:ligatures w14:val="none"/>
+              </w:rPr>
+            </w:pPr>
+            <w:proofErr w:type="spellStart"/>
+            <w:r>
+              <w:rPr>
+                <w:rFonts w:ascii="Verdana" w:eastAsia="Times New Roman" w:hAnsi="Verdana"/>
+                <w:kern w:val="0"/>
+                <w:sz w:val="15"/>
+                <w:szCs w:val="15"/>
+                <w14:ligatures w14:val="none"/>
+              </w:rPr>
+              <w:t>gini</w:t>
+            </w:r>
+            <w:proofErr w:type="spellEnd"/>
+          </w:p>
+        </w:tc>
+        <w:tc>
+          <w:tcPr>
+            <w:tcW w:w="0" w:type="auto"/>
+            <w:tcBorders>
+              <w:top w:val="single" w:sz="6" w:space="0" w:color="DDDDDD"/>
+              <w:left w:val="single" w:sz="6" w:space="0" w:color="DDDDDD"/>
+              <w:bottom w:val="single" w:sz="6" w:space="0" w:color="DDDDDD"/>
+              <w:right w:val="single" w:sz="6" w:space="0" w:color="DDDDDD"/>
+            </w:tcBorders>
+            <w:noWrap/>
+            <w:tcMar>
+              <w:top w:w="75" w:type="dxa"/>
+              <w:left w:w="75" w:type="dxa"/>
+              <w:bottom w:w="75" w:type="dxa"/>
+              <w:right w:w="75" w:type="dxa"/>
+            </w:tcMar>
+            <w:vAlign w:val="center"/>
+            <w:hideMark/>
+          </w:tcPr>
+          <w:p>
+            <w:pPr>
+              <w:spacing w:after="0" w:line="240" w:lineRule="auto"/>
+              <w:rPr>
+                <w:rFonts w:ascii="Verdana" w:eastAsia="Times New Roman" w:hAnsi="Verdana"/>
+                <w:kern w:val="0"/>
+                <w:sz w:val="15"/>
+                <w:szCs w:val="15"/>
+                <w14:ligatures w14:val="none"/>
+              </w:rPr>
+            </w:pPr>
+            <w:r>
+              <w:rPr>
+                <w:rFonts w:ascii="Verdana" w:eastAsia="Times New Roman" w:hAnsi="Verdana"/>
+                <w:kern w:val="0"/>
+                <w:sz w:val="15"/>
+                <w:szCs w:val="15"/>
+                <w14:ligatures w14:val="none"/>
+              </w:rPr>
+              <w:t>1.25280965931702</w:t>
+            </w:r>
+          </w:p>
+        </w:tc>
+      </w:tr>
+    </w:tbl>
     <w:p/>
+    <w:p>
+      <w:proofErr w:type="spellStart"/>
+      <w:r>
+        <w:rPr>
+          <w:b/>
+          <w:bCs/>
+        </w:rPr>
+        <w:t>Breush</w:t>
+      </w:r>
+      <w:proofErr w:type="spellEnd"/>
+      <w:r>
+        <w:rPr>
+          <w:b/>
+          <w:bCs/>
+        </w:rPr>
+        <w:t>-Pagan Test</w:t>
+      </w:r>
+      <w:r>
+        <w:br/>
+        <w:t>We controlled for this by utilizing robust standard errors, however there was no sign of heteroskedasticity</w:t>
+      </w:r>
+    </w:p>
+    <w:tbl>
+      <w:tblPr>
+        <w:tblW w:w="0" w:type="auto"/>
+        <w:tblCellMar>
+          <w:top w:w="15" w:type="dxa"/>
+          <w:left w:w="15" w:type="dxa"/>
+          <w:bottom w:w="15" w:type="dxa"/>
+          <w:right w:w="15" w:type="dxa"/>
+        </w:tblCellMar>
+        <w:tblLook w:val="04A0" w:firstRow="1" w:lastRow="0" w:firstColumn="1" w:lastColumn="0" w:noHBand="0" w:noVBand="1"/>
+      </w:tblPr>
+      <w:tblGrid>
+        <w:gridCol w:w="2365"/>
+        <w:gridCol w:w="1731"/>
+        <w:gridCol w:w="297"/>
+        <w:gridCol w:w="1826"/>
+      </w:tblGrid>
+      <w:tr>
+        <w:tc>
+          <w:tcPr>
+            <w:tcW w:w="0" w:type="auto"/>
+            <w:tcBorders>
+              <w:top w:val="single" w:sz="6" w:space="0" w:color="DDDDDD"/>
+              <w:left w:val="single" w:sz="6" w:space="0" w:color="DDDDDD"/>
+              <w:bottom w:val="single" w:sz="6" w:space="0" w:color="DDDDDD"/>
+              <w:right w:val="single" w:sz="6" w:space="0" w:color="DDDDDD"/>
+            </w:tcBorders>
+            <w:noWrap/>
+            <w:tcMar>
+              <w:top w:w="75" w:type="dxa"/>
+              <w:left w:w="75" w:type="dxa"/>
+              <w:bottom w:w="75" w:type="dxa"/>
+              <w:right w:w="75" w:type="dxa"/>
+            </w:tcMar>
+            <w:vAlign w:val="center"/>
+            <w:hideMark/>
+          </w:tcPr>
+          <w:p>
+            <w:pPr>
+              <w:spacing w:after="0" w:line="240" w:lineRule="auto"/>
+              <w:rPr>
+                <w:rFonts w:ascii="Verdana" w:eastAsia="Times New Roman" w:hAnsi="Verdana"/>
+                <w:kern w:val="0"/>
+                <w:sz w:val="15"/>
+                <w:szCs w:val="15"/>
+                <w14:ligatures w14:val="none"/>
+              </w:rPr>
+            </w:pPr>
+            <w:r>
+              <w:rPr>
+                <w:rFonts w:ascii="Verdana" w:eastAsia="Times New Roman" w:hAnsi="Verdana"/>
+                <w:kern w:val="0"/>
+                <w:sz w:val="15"/>
+                <w:szCs w:val="15"/>
+                <w14:ligatures w14:val="none"/>
+              </w:rPr>
+              <w:t>model</w:t>
+            </w:r>
+          </w:p>
+        </w:tc>
+        <w:tc>
+          <w:tcPr>
+            <w:tcW w:w="0" w:type="auto"/>
+            <w:tcBorders>
+              <w:top w:val="single" w:sz="6" w:space="0" w:color="DDDDDD"/>
+              <w:left w:val="single" w:sz="6" w:space="0" w:color="DDDDDD"/>
+              <w:bottom w:val="single" w:sz="6" w:space="0" w:color="DDDDDD"/>
+              <w:right w:val="single" w:sz="6" w:space="0" w:color="DDDDDD"/>
+            </w:tcBorders>
+            <w:noWrap/>
+            <w:tcMar>
+              <w:top w:w="75" w:type="dxa"/>
+              <w:left w:w="75" w:type="dxa"/>
+              <w:bottom w:w="75" w:type="dxa"/>
+              <w:right w:w="75" w:type="dxa"/>
+            </w:tcMar>
+            <w:vAlign w:val="center"/>
+            <w:hideMark/>
+          </w:tcPr>
+          <w:p>
+            <w:pPr>
+              <w:spacing w:after="0" w:line="240" w:lineRule="auto"/>
+              <w:rPr>
+                <w:rFonts w:ascii="Verdana" w:eastAsia="Times New Roman" w:hAnsi="Verdana"/>
+                <w:kern w:val="0"/>
+                <w:sz w:val="15"/>
+                <w:szCs w:val="15"/>
+                <w14:ligatures w14:val="none"/>
+              </w:rPr>
+            </w:pPr>
+            <w:r>
+              <w:rPr>
+                <w:rFonts w:ascii="Verdana" w:eastAsia="Times New Roman" w:hAnsi="Verdana"/>
+                <w:kern w:val="0"/>
+                <w:sz w:val="15"/>
+                <w:szCs w:val="15"/>
+                <w14:ligatures w14:val="none"/>
+              </w:rPr>
+              <w:t>statistic</w:t>
+            </w:r>
+          </w:p>
+        </w:tc>
+        <w:tc>
+          <w:tcPr>
+            <w:tcW w:w="0" w:type="auto"/>
+            <w:tcBorders>
+              <w:top w:val="single" w:sz="6" w:space="0" w:color="DDDDDD"/>
+              <w:left w:val="single" w:sz="6" w:space="0" w:color="DDDDDD"/>
+              <w:bottom w:val="single" w:sz="6" w:space="0" w:color="DDDDDD"/>
+              <w:right w:val="single" w:sz="6" w:space="0" w:color="DDDDDD"/>
+            </w:tcBorders>
+            <w:noWrap/>
+            <w:tcMar>
+              <w:top w:w="75" w:type="dxa"/>
+              <w:left w:w="75" w:type="dxa"/>
+              <w:bottom w:w="75" w:type="dxa"/>
+              <w:right w:w="75" w:type="dxa"/>
+            </w:tcMar>
+            <w:vAlign w:val="center"/>
+            <w:hideMark/>
+          </w:tcPr>
+          <w:p>
+            <w:pPr>
+              <w:spacing w:after="0" w:line="240" w:lineRule="auto"/>
+              <w:rPr>
+                <w:rFonts w:ascii="Verdana" w:eastAsia="Times New Roman" w:hAnsi="Verdana"/>
+                <w:kern w:val="0"/>
+                <w:sz w:val="15"/>
+                <w:szCs w:val="15"/>
+                <w14:ligatures w14:val="none"/>
+              </w:rPr>
+            </w:pPr>
+            <w:proofErr w:type="spellStart"/>
+            <w:r>
+              <w:rPr>
+                <w:rFonts w:ascii="Verdana" w:eastAsia="Times New Roman" w:hAnsi="Verdana"/>
+                <w:kern w:val="0"/>
+                <w:sz w:val="15"/>
+                <w:szCs w:val="15"/>
+                <w14:ligatures w14:val="none"/>
+              </w:rPr>
+              <w:t>df</w:t>
+            </w:r>
+            <w:proofErr w:type="spellEnd"/>
+          </w:p>
+        </w:tc>
+        <w:tc>
+          <w:tcPr>
+            <w:tcW w:w="0" w:type="auto"/>
+            <w:tcBorders>
+              <w:top w:val="single" w:sz="6" w:space="0" w:color="DDDDDD"/>
+              <w:left w:val="single" w:sz="6" w:space="0" w:color="DDDDDD"/>
+              <w:bottom w:val="single" w:sz="6" w:space="0" w:color="DDDDDD"/>
+              <w:right w:val="single" w:sz="6" w:space="0" w:color="DDDDDD"/>
+            </w:tcBorders>
+            <w:noWrap/>
+            <w:tcMar>
+              <w:top w:w="75" w:type="dxa"/>
+              <w:left w:w="75" w:type="dxa"/>
+              <w:bottom w:w="75" w:type="dxa"/>
+              <w:right w:w="75" w:type="dxa"/>
+            </w:tcMar>
+            <w:vAlign w:val="center"/>
+            <w:hideMark/>
+          </w:tcPr>
+          <w:p>
+            <w:pPr>
+              <w:spacing w:after="0" w:line="240" w:lineRule="auto"/>
+              <w:rPr>
+                <w:rFonts w:ascii="Verdana" w:eastAsia="Times New Roman" w:hAnsi="Verdana"/>
+                <w:kern w:val="0"/>
+                <w:sz w:val="15"/>
+                <w:szCs w:val="15"/>
+                <w14:ligatures w14:val="none"/>
+              </w:rPr>
+            </w:pPr>
+            <w:proofErr w:type="spellStart"/>
+            <w:r>
+              <w:rPr>
+                <w:rFonts w:ascii="Verdana" w:eastAsia="Times New Roman" w:hAnsi="Verdana"/>
+                <w:kern w:val="0"/>
+                <w:sz w:val="15"/>
+                <w:szCs w:val="15"/>
+                <w14:ligatures w14:val="none"/>
+              </w:rPr>
+              <w:t>p_value</w:t>
+            </w:r>
+            <w:proofErr w:type="spellEnd"/>
+          </w:p>
+        </w:tc>
+      </w:tr>
+      <w:tr>
+        <w:tc>
+          <w:tcPr>
+            <w:tcW w:w="0" w:type="auto"/>
+            <w:tcBorders>
+              <w:top w:val="single" w:sz="6" w:space="0" w:color="DDDDDD"/>
+              <w:left w:val="single" w:sz="6" w:space="0" w:color="DDDDDD"/>
+              <w:bottom w:val="single" w:sz="6" w:space="0" w:color="DDDDDD"/>
+              <w:right w:val="single" w:sz="6" w:space="0" w:color="DDDDDD"/>
+            </w:tcBorders>
+            <w:noWrap/>
+            <w:tcMar>
+              <w:top w:w="75" w:type="dxa"/>
+              <w:left w:w="75" w:type="dxa"/>
+              <w:bottom w:w="75" w:type="dxa"/>
+              <w:right w:w="75" w:type="dxa"/>
+            </w:tcMar>
+            <w:vAlign w:val="center"/>
+            <w:hideMark/>
+          </w:tcPr>
+          <w:p>
+            <w:pPr>
+              <w:spacing w:after="0" w:line="240" w:lineRule="auto"/>
+              <w:rPr>
+                <w:rFonts w:ascii="Verdana" w:eastAsia="Times New Roman" w:hAnsi="Verdana"/>
+                <w:kern w:val="0"/>
+                <w:sz w:val="15"/>
+                <w:szCs w:val="15"/>
+                <w14:ligatures w14:val="none"/>
+              </w:rPr>
+            </w:pPr>
+            <w:r>
+              <w:rPr>
+                <w:rFonts w:ascii="Verdana" w:eastAsia="Times New Roman" w:hAnsi="Verdana"/>
+                <w:kern w:val="0"/>
+                <w:sz w:val="15"/>
+                <w:szCs w:val="15"/>
+                <w14:ligatures w14:val="none"/>
+              </w:rPr>
+              <w:t>CS_M1_bivariate</w:t>
+            </w:r>
+          </w:p>
+        </w:tc>
+        <w:tc>
+          <w:tcPr>
+            <w:tcW w:w="0" w:type="auto"/>
+            <w:tcBorders>
+              <w:top w:val="single" w:sz="6" w:space="0" w:color="DDDDDD"/>
+              <w:left w:val="single" w:sz="6" w:space="0" w:color="DDDDDD"/>
+              <w:bottom w:val="single" w:sz="6" w:space="0" w:color="DDDDDD"/>
+              <w:right w:val="single" w:sz="6" w:space="0" w:color="DDDDDD"/>
+            </w:tcBorders>
+            <w:noWrap/>
+            <w:tcMar>
+              <w:top w:w="75" w:type="dxa"/>
+              <w:left w:w="75" w:type="dxa"/>
+              <w:bottom w:w="75" w:type="dxa"/>
+              <w:right w:w="75" w:type="dxa"/>
+            </w:tcMar>
+            <w:vAlign w:val="center"/>
+            <w:hideMark/>
+          </w:tcPr>
+          <w:p>
+            <w:pPr>
+              <w:spacing w:after="0" w:line="240" w:lineRule="auto"/>
+              <w:rPr>
+                <w:rFonts w:ascii="Verdana" w:eastAsia="Times New Roman" w:hAnsi="Verdana"/>
+                <w:kern w:val="0"/>
+                <w:sz w:val="15"/>
+                <w:szCs w:val="15"/>
+                <w14:ligatures w14:val="none"/>
+              </w:rPr>
+            </w:pPr>
+            <w:r>
+              <w:rPr>
+                <w:rFonts w:ascii="Verdana" w:eastAsia="Times New Roman" w:hAnsi="Verdana"/>
+                <w:kern w:val="0"/>
+                <w:sz w:val="15"/>
+                <w:szCs w:val="15"/>
+                <w14:ligatures w14:val="none"/>
+              </w:rPr>
+              <w:t>0.994273516314578</w:t>
+            </w:r>
+          </w:p>
+        </w:tc>
+        <w:tc>
+          <w:tcPr>
+            <w:tcW w:w="0" w:type="auto"/>
+            <w:tcBorders>
+              <w:top w:val="single" w:sz="6" w:space="0" w:color="DDDDDD"/>
+              <w:left w:val="single" w:sz="6" w:space="0" w:color="DDDDDD"/>
+              <w:bottom w:val="single" w:sz="6" w:space="0" w:color="DDDDDD"/>
+              <w:right w:val="single" w:sz="6" w:space="0" w:color="DDDDDD"/>
+            </w:tcBorders>
+            <w:noWrap/>
+            <w:tcMar>
+              <w:top w:w="75" w:type="dxa"/>
+              <w:left w:w="75" w:type="dxa"/>
+              <w:bottom w:w="75" w:type="dxa"/>
+              <w:right w:w="75" w:type="dxa"/>
+            </w:tcMar>
+            <w:vAlign w:val="center"/>
+            <w:hideMark/>
+          </w:tcPr>
+          <w:p>
+            <w:pPr>
+              <w:spacing w:after="0" w:line="240" w:lineRule="auto"/>
+              <w:rPr>
+                <w:rFonts w:ascii="Verdana" w:eastAsia="Times New Roman" w:hAnsi="Verdana"/>
+                <w:kern w:val="0"/>
+                <w:sz w:val="15"/>
+                <w:szCs w:val="15"/>
+                <w14:ligatures w14:val="none"/>
+              </w:rPr>
+            </w:pPr>
+            <w:r>
+              <w:rPr>
+                <w:rFonts w:ascii="Verdana" w:eastAsia="Times New Roman" w:hAnsi="Verdana"/>
+                <w:kern w:val="0"/>
+                <w:sz w:val="15"/>
+                <w:szCs w:val="15"/>
+                <w14:ligatures w14:val="none"/>
+              </w:rPr>
+              <w:t>1</w:t>
+            </w:r>
+          </w:p>
+        </w:tc>
+        <w:tc>
+          <w:tcPr>
+            <w:tcW w:w="0" w:type="auto"/>
+            <w:tcBorders>
+              <w:top w:val="single" w:sz="6" w:space="0" w:color="DDDDDD"/>
+              <w:left w:val="single" w:sz="6" w:space="0" w:color="DDDDDD"/>
+              <w:bottom w:val="single" w:sz="6" w:space="0" w:color="DDDDDD"/>
+              <w:right w:val="single" w:sz="6" w:space="0" w:color="DDDDDD"/>
+            </w:tcBorders>
+            <w:noWrap/>
+            <w:tcMar>
+              <w:top w:w="75" w:type="dxa"/>
+              <w:left w:w="75" w:type="dxa"/>
+              <w:bottom w:w="75" w:type="dxa"/>
+              <w:right w:w="75" w:type="dxa"/>
+            </w:tcMar>
+            <w:vAlign w:val="center"/>
+            <w:hideMark/>
+          </w:tcPr>
+          <w:p>
+            <w:pPr>
+              <w:spacing w:after="0" w:line="240" w:lineRule="auto"/>
+              <w:rPr>
+                <w:rFonts w:ascii="Verdana" w:eastAsia="Times New Roman" w:hAnsi="Verdana"/>
+                <w:kern w:val="0"/>
+                <w:sz w:val="15"/>
+                <w:szCs w:val="15"/>
+                <w14:ligatures w14:val="none"/>
+              </w:rPr>
+            </w:pPr>
+            <w:r>
+              <w:rPr>
+                <w:rFonts w:ascii="Verdana" w:eastAsia="Times New Roman" w:hAnsi="Verdana"/>
+                <w:kern w:val="0"/>
+                <w:sz w:val="15"/>
+                <w:szCs w:val="15"/>
+                <w14:ligatures w14:val="none"/>
+              </w:rPr>
+              <w:t>0.318700128093471</w:t>
+            </w:r>
+          </w:p>
+        </w:tc>
+      </w:tr>
+      <w:tr>
+        <w:tc>
+          <w:tcPr>
+            <w:tcW w:w="0" w:type="auto"/>
+            <w:tcBorders>
+              <w:top w:val="single" w:sz="6" w:space="0" w:color="DDDDDD"/>
+              <w:left w:val="single" w:sz="6" w:space="0" w:color="DDDDDD"/>
+              <w:bottom w:val="single" w:sz="6" w:space="0" w:color="DDDDDD"/>
+              <w:right w:val="single" w:sz="6" w:space="0" w:color="DDDDDD"/>
+            </w:tcBorders>
+            <w:noWrap/>
+            <w:tcMar>
+              <w:top w:w="75" w:type="dxa"/>
+              <w:left w:w="75" w:type="dxa"/>
+              <w:bottom w:w="75" w:type="dxa"/>
+              <w:right w:w="75" w:type="dxa"/>
+            </w:tcMar>
+            <w:vAlign w:val="center"/>
+            <w:hideMark/>
+          </w:tcPr>
+          <w:p>
+            <w:pPr>
+              <w:spacing w:after="0" w:line="240" w:lineRule="auto"/>
+              <w:rPr>
+                <w:rFonts w:ascii="Verdana" w:eastAsia="Times New Roman" w:hAnsi="Verdana"/>
+                <w:kern w:val="0"/>
+                <w:sz w:val="15"/>
+                <w:szCs w:val="15"/>
+                <w14:ligatures w14:val="none"/>
+              </w:rPr>
+            </w:pPr>
+            <w:r>
+              <w:rPr>
+                <w:rFonts w:ascii="Verdana" w:eastAsia="Times New Roman" w:hAnsi="Verdana"/>
+                <w:kern w:val="0"/>
+                <w:sz w:val="15"/>
+                <w:szCs w:val="15"/>
+                <w14:ligatures w14:val="none"/>
+              </w:rPr>
+              <w:t>CS_M2_controls</w:t>
+            </w:r>
+          </w:p>
+        </w:tc>
+        <w:tc>
+          <w:tcPr>
+            <w:tcW w:w="0" w:type="auto"/>
+            <w:tcBorders>
+              <w:top w:val="single" w:sz="6" w:space="0" w:color="DDDDDD"/>
+              <w:left w:val="single" w:sz="6" w:space="0" w:color="DDDDDD"/>
+              <w:bottom w:val="single" w:sz="6" w:space="0" w:color="DDDDDD"/>
+              <w:right w:val="single" w:sz="6" w:space="0" w:color="DDDDDD"/>
+            </w:tcBorders>
+            <w:noWrap/>
+            <w:tcMar>
+              <w:top w:w="75" w:type="dxa"/>
+              <w:left w:w="75" w:type="dxa"/>
+              <w:bottom w:w="75" w:type="dxa"/>
+              <w:right w:w="75" w:type="dxa"/>
+            </w:tcMar>
+            <w:vAlign w:val="center"/>
+            <w:hideMark/>
+          </w:tcPr>
+          <w:p>
+            <w:pPr>
+              <w:spacing w:after="0" w:line="240" w:lineRule="auto"/>
+              <w:rPr>
+                <w:rFonts w:ascii="Verdana" w:eastAsia="Times New Roman" w:hAnsi="Verdana"/>
+                <w:kern w:val="0"/>
+                <w:sz w:val="15"/>
+                <w:szCs w:val="15"/>
+                <w14:ligatures w14:val="none"/>
+              </w:rPr>
+            </w:pPr>
+            <w:r>
+              <w:rPr>
+                <w:rFonts w:ascii="Verdana" w:eastAsia="Times New Roman" w:hAnsi="Verdana"/>
+                <w:kern w:val="0"/>
+                <w:sz w:val="15"/>
+                <w:szCs w:val="15"/>
+                <w14:ligatures w14:val="none"/>
+              </w:rPr>
+              <w:t>5.78367876657589</w:t>
+            </w:r>
+          </w:p>
+        </w:tc>
+        <w:tc>
+          <w:tcPr>
+            <w:tcW w:w="0" w:type="auto"/>
+            <w:tcBorders>
+              <w:top w:val="single" w:sz="6" w:space="0" w:color="DDDDDD"/>
+              <w:left w:val="single" w:sz="6" w:space="0" w:color="DDDDDD"/>
+              <w:bottom w:val="single" w:sz="6" w:space="0" w:color="DDDDDD"/>
+              <w:right w:val="single" w:sz="6" w:space="0" w:color="DDDDDD"/>
+            </w:tcBorders>
+            <w:noWrap/>
+            <w:tcMar>
+              <w:top w:w="75" w:type="dxa"/>
+              <w:left w:w="75" w:type="dxa"/>
+              <w:bottom w:w="75" w:type="dxa"/>
+              <w:right w:w="75" w:type="dxa"/>
+            </w:tcMar>
+            <w:vAlign w:val="center"/>
+            <w:hideMark/>
+          </w:tcPr>
+          <w:p>
+            <w:pPr>
+              <w:spacing w:after="0" w:line="240" w:lineRule="auto"/>
+              <w:rPr>
+                <w:rFonts w:ascii="Verdana" w:eastAsia="Times New Roman" w:hAnsi="Verdana"/>
+                <w:kern w:val="0"/>
+                <w:sz w:val="15"/>
+                <w:szCs w:val="15"/>
+                <w14:ligatures w14:val="none"/>
+              </w:rPr>
+            </w:pPr>
+            <w:r>
+              <w:rPr>
+                <w:rFonts w:ascii="Verdana" w:eastAsia="Times New Roman" w:hAnsi="Verdana"/>
+                <w:kern w:val="0"/>
+                <w:sz w:val="15"/>
+                <w:szCs w:val="15"/>
+                <w14:ligatures w14:val="none"/>
+              </w:rPr>
+              <w:t>5</w:t>
+            </w:r>
+          </w:p>
+        </w:tc>
+        <w:tc>
+          <w:tcPr>
+            <w:tcW w:w="0" w:type="auto"/>
+            <w:tcBorders>
+              <w:top w:val="single" w:sz="6" w:space="0" w:color="DDDDDD"/>
+              <w:left w:val="single" w:sz="6" w:space="0" w:color="DDDDDD"/>
+              <w:bottom w:val="single" w:sz="6" w:space="0" w:color="DDDDDD"/>
+              <w:right w:val="single" w:sz="6" w:space="0" w:color="DDDDDD"/>
+            </w:tcBorders>
+            <w:noWrap/>
+            <w:tcMar>
+              <w:top w:w="75" w:type="dxa"/>
+              <w:left w:w="75" w:type="dxa"/>
+              <w:bottom w:w="75" w:type="dxa"/>
+              <w:right w:w="75" w:type="dxa"/>
+            </w:tcMar>
+            <w:vAlign w:val="center"/>
+            <w:hideMark/>
+          </w:tcPr>
+          <w:p>
+            <w:pPr>
+              <w:spacing w:after="0" w:line="240" w:lineRule="auto"/>
+              <w:rPr>
+                <w:rFonts w:ascii="Verdana" w:eastAsia="Times New Roman" w:hAnsi="Verdana"/>
+                <w:kern w:val="0"/>
+                <w:sz w:val="15"/>
+                <w:szCs w:val="15"/>
+                <w14:ligatures w14:val="none"/>
+              </w:rPr>
+            </w:pPr>
+            <w:r>
+              <w:rPr>
+                <w:rFonts w:ascii="Verdana" w:eastAsia="Times New Roman" w:hAnsi="Verdana"/>
+                <w:kern w:val="0"/>
+                <w:sz w:val="15"/>
+                <w:szCs w:val="15"/>
+                <w14:ligatures w14:val="none"/>
+              </w:rPr>
+              <w:t>0.327840230150812</w:t>
+            </w:r>
+          </w:p>
+        </w:tc>
+      </w:tr>
+      <w:tr>
+        <w:tc>
+          <w:tcPr>
+            <w:tcW w:w="0" w:type="auto"/>
+            <w:tcBorders>
+              <w:top w:val="single" w:sz="6" w:space="0" w:color="DDDDDD"/>
+              <w:left w:val="single" w:sz="6" w:space="0" w:color="DDDDDD"/>
+              <w:bottom w:val="single" w:sz="6" w:space="0" w:color="DDDDDD"/>
+              <w:right w:val="single" w:sz="6" w:space="0" w:color="DDDDDD"/>
+            </w:tcBorders>
+            <w:noWrap/>
+            <w:tcMar>
+              <w:top w:w="75" w:type="dxa"/>
+              <w:left w:w="75" w:type="dxa"/>
+              <w:bottom w:w="75" w:type="dxa"/>
+              <w:right w:w="75" w:type="dxa"/>
+            </w:tcMar>
+            <w:vAlign w:val="center"/>
+            <w:hideMark/>
+          </w:tcPr>
+          <w:p>
+            <w:pPr>
+              <w:spacing w:after="0" w:line="240" w:lineRule="auto"/>
+              <w:rPr>
+                <w:rFonts w:ascii="Verdana" w:eastAsia="Times New Roman" w:hAnsi="Verdana"/>
+                <w:kern w:val="0"/>
+                <w:sz w:val="15"/>
+                <w:szCs w:val="15"/>
+                <w14:ligatures w14:val="none"/>
+              </w:rPr>
+            </w:pPr>
+            <w:r>
+              <w:rPr>
+                <w:rFonts w:ascii="Verdana" w:eastAsia="Times New Roman" w:hAnsi="Verdana"/>
+                <w:kern w:val="0"/>
+                <w:sz w:val="15"/>
+                <w:szCs w:val="15"/>
+                <w14:ligatures w14:val="none"/>
+              </w:rPr>
+              <w:t>CS_M2_controls_positive_aid</w:t>
+            </w:r>
+          </w:p>
+        </w:tc>
+        <w:tc>
+          <w:tcPr>
+            <w:tcW w:w="0" w:type="auto"/>
+            <w:tcBorders>
+              <w:top w:val="single" w:sz="6" w:space="0" w:color="DDDDDD"/>
+              <w:left w:val="single" w:sz="6" w:space="0" w:color="DDDDDD"/>
+              <w:bottom w:val="single" w:sz="6" w:space="0" w:color="DDDDDD"/>
+              <w:right w:val="single" w:sz="6" w:space="0" w:color="DDDDDD"/>
+            </w:tcBorders>
+            <w:noWrap/>
+            <w:tcMar>
+              <w:top w:w="75" w:type="dxa"/>
+              <w:left w:w="75" w:type="dxa"/>
+              <w:bottom w:w="75" w:type="dxa"/>
+              <w:right w:w="75" w:type="dxa"/>
+            </w:tcMar>
+            <w:vAlign w:val="center"/>
+            <w:hideMark/>
+          </w:tcPr>
+          <w:p>
+            <w:pPr>
+              <w:spacing w:after="0" w:line="240" w:lineRule="auto"/>
+              <w:rPr>
+                <w:rFonts w:ascii="Verdana" w:eastAsia="Times New Roman" w:hAnsi="Verdana"/>
+                <w:kern w:val="0"/>
+                <w:sz w:val="15"/>
+                <w:szCs w:val="15"/>
+                <w14:ligatures w14:val="none"/>
+              </w:rPr>
+            </w:pPr>
+            <w:r>
+              <w:rPr>
+                <w:rFonts w:ascii="Verdana" w:eastAsia="Times New Roman" w:hAnsi="Verdana"/>
+                <w:kern w:val="0"/>
+                <w:sz w:val="15"/>
+                <w:szCs w:val="15"/>
+                <w14:ligatures w14:val="none"/>
+              </w:rPr>
+              <w:t>11.0460322403648</w:t>
+            </w:r>
+          </w:p>
+        </w:tc>
+        <w:tc>
+          <w:tcPr>
+            <w:tcW w:w="0" w:type="auto"/>
+            <w:tcBorders>
+              <w:top w:val="single" w:sz="6" w:space="0" w:color="DDDDDD"/>
+              <w:left w:val="single" w:sz="6" w:space="0" w:color="DDDDDD"/>
+              <w:bottom w:val="single" w:sz="6" w:space="0" w:color="DDDDDD"/>
+              <w:right w:val="single" w:sz="6" w:space="0" w:color="DDDDDD"/>
+            </w:tcBorders>
+            <w:noWrap/>
+            <w:tcMar>
+              <w:top w:w="75" w:type="dxa"/>
+              <w:left w:w="75" w:type="dxa"/>
+              <w:bottom w:w="75" w:type="dxa"/>
+              <w:right w:w="75" w:type="dxa"/>
+            </w:tcMar>
+            <w:vAlign w:val="center"/>
+            <w:hideMark/>
+          </w:tcPr>
+          <w:p>
+            <w:pPr>
+              <w:spacing w:after="0" w:line="240" w:lineRule="auto"/>
+              <w:rPr>
+                <w:rFonts w:ascii="Verdana" w:eastAsia="Times New Roman" w:hAnsi="Verdana"/>
+                <w:kern w:val="0"/>
+                <w:sz w:val="15"/>
+                <w:szCs w:val="15"/>
+                <w14:ligatures w14:val="none"/>
+              </w:rPr>
+            </w:pPr>
+            <w:r>
+              <w:rPr>
+                <w:rFonts w:ascii="Verdana" w:eastAsia="Times New Roman" w:hAnsi="Verdana"/>
+                <w:kern w:val="0"/>
+                <w:sz w:val="15"/>
+                <w:szCs w:val="15"/>
+                <w14:ligatures w14:val="none"/>
+              </w:rPr>
+              <w:t>5</w:t>
+            </w:r>
+          </w:p>
+        </w:tc>
+        <w:tc>
+          <w:tcPr>
+            <w:tcW w:w="0" w:type="auto"/>
+            <w:tcBorders>
+              <w:top w:val="single" w:sz="6" w:space="0" w:color="DDDDDD"/>
+              <w:left w:val="single" w:sz="6" w:space="0" w:color="DDDDDD"/>
+              <w:bottom w:val="single" w:sz="6" w:space="0" w:color="DDDDDD"/>
+              <w:right w:val="single" w:sz="6" w:space="0" w:color="DDDDDD"/>
+            </w:tcBorders>
+            <w:noWrap/>
+            <w:tcMar>
+              <w:top w:w="75" w:type="dxa"/>
+              <w:left w:w="75" w:type="dxa"/>
+              <w:bottom w:w="75" w:type="dxa"/>
+              <w:right w:w="75" w:type="dxa"/>
+            </w:tcMar>
+            <w:vAlign w:val="center"/>
+            <w:hideMark/>
+          </w:tcPr>
+          <w:p>
+            <w:pPr>
+              <w:spacing w:after="0" w:line="240" w:lineRule="auto"/>
+              <w:rPr>
+                <w:rFonts w:ascii="Verdana" w:eastAsia="Times New Roman" w:hAnsi="Verdana"/>
+                <w:kern w:val="0"/>
+                <w:sz w:val="15"/>
+                <w:szCs w:val="15"/>
+                <w14:ligatures w14:val="none"/>
+              </w:rPr>
+            </w:pPr>
+            <w:r>
+              <w:rPr>
+                <w:rFonts w:ascii="Verdana" w:eastAsia="Times New Roman" w:hAnsi="Verdana"/>
+                <w:kern w:val="0"/>
+                <w:sz w:val="15"/>
+                <w:szCs w:val="15"/>
+                <w14:ligatures w14:val="none"/>
+              </w:rPr>
+              <w:t>0.0504748999685814</w:t>
+            </w:r>
+          </w:p>
+        </w:tc>
+      </w:tr>
+    </w:tbl>
+    <w:p>
+      <w:r>
+        <w:br/>
+      </w:r>
+      <w:r>
+        <w:br/>
+      </w:r>
+    </w:p>
+    <w:p>
+      <w:r>
+        <w:rPr>
+          <w:b/>
+          <w:bCs/>
+        </w:rPr>
+        <w:t>Outliers</w:t>
+      </w:r>
+      <w:r>
+        <w:rPr>
+          <w:b/>
+          <w:bCs/>
+        </w:rPr>
+        <w:br/>
+      </w:r>
+      <w:r>
+        <w:t xml:space="preserve">These variables were </w:t>
+      </w:r>
+      <w:r>
+        <w:t>subsequently dropped if they exceeded the Cooks Distance lines.</w:t>
+      </w:r>
+      <w:r>
+        <w:t xml:space="preserve"> Or were overleveraged and distance in fits. </w:t>
+      </w:r>
+    </w:p>
+    <w:p>
+      <w:pPr>
+        <w:spacing w:line="240" w:lineRule="auto"/>
+      </w:pPr>
+      <w:r>
+        <w:t>Model observations</w:t>
+      </w:r>
+      <w:r>
+        <w:tab/>
+        <w:t>135</w:t>
+      </w:r>
+    </w:p>
+    <w:p>
+      <w:pPr>
+        <w:spacing w:line="240" w:lineRule="auto"/>
+      </w:pPr>
+      <w:r>
+        <w:t>k (predictors)</w:t>
+      </w:r>
+      <w:r>
+        <w:tab/>
+        <w:t>5</w:t>
+      </w:r>
+    </w:p>
+    <w:p>
+      <w:pPr>
+        <w:spacing w:line="240" w:lineRule="auto"/>
+      </w:pPr>
+      <w:r>
+        <w:t>Threshold |studentized residual|</w:t>
+      </w:r>
+      <w:r>
+        <w:t xml:space="preserve"> </w:t>
+      </w:r>
+      <w:r>
+        <w:t>&gt; 2</w:t>
+      </w:r>
+    </w:p>
+    <w:p>
+      <w:pPr>
+        <w:spacing w:line="240" w:lineRule="auto"/>
+      </w:pPr>
+      <w:r>
+        <w:t>Threshold leverage</w:t>
+      </w:r>
+      <w:r>
+        <w:tab/>
+        <w:t>&gt; 0.088889</w:t>
+      </w:r>
+    </w:p>
+    <w:p>
+      <w:pPr>
+        <w:spacing w:line="240" w:lineRule="auto"/>
+      </w:pPr>
+      <w:r>
+        <w:t>Threshold Cook's D</w:t>
+      </w:r>
+      <w:r>
+        <w:tab/>
+        <w:t>&gt; 0.031008</w:t>
+      </w:r>
+    </w:p>
+    <w:p>
+      <w:pPr>
+        <w:spacing w:line="240" w:lineRule="auto"/>
+      </w:pPr>
+      <w:r>
+        <w:t>Threshold |DFFITS|</w:t>
+      </w:r>
+      <w:r>
+        <w:tab/>
+        <w:t>&gt; 0.384900</w:t>
+      </w:r>
+    </w:p>
+    <w:p>
+      <w:pPr>
+        <w:spacing w:line="240" w:lineRule="auto"/>
+      </w:pPr>
+      <w:r>
+        <w:t>Flagged outliers (any threshold)</w:t>
+      </w:r>
+      <w:r>
+        <w:t xml:space="preserve"> </w:t>
+      </w:r>
+      <w:r>
+        <w:t>20</w:t>
+      </w:r>
+    </w:p>
+    <w:p>
+      <w:pPr>
+        <w:spacing w:line="240" w:lineRule="auto"/>
+      </w:pPr>
+      <w:r>
+        <w:t>Flagged egregious outliers (all thresholds)</w:t>
+      </w:r>
+      <w:r>
+        <w:tab/>
+        <w:t>1</w:t>
+      </w:r>
+    </w:p>
+    <w:p>
+      <w:pPr>
+        <w:pStyle w:val="Heading2"/>
+      </w:pPr>
+      <w:bookmarkStart w:id="12" w:name="_Toc224335238"/>
+      <w:r>
+        <w:lastRenderedPageBreak/>
+        <w:t>Graphs:</w:t>
+      </w:r>
+      <w:bookmarkEnd w:id="12"/>
+    </w:p>
+    <w:p>
+      <w:r>
+        <w:rPr>
+          <w:noProof/>
+        </w:rPr>
+        <w:drawing>
+          <wp:inline distT="0" distB="0" distL="0" distR="0" wp14:anchorId="2D0BC5CF" wp14:editId="395000D9">
+            <wp:extent cx="4248600" cy="2974020"/>
+            <wp:effectExtent l="0" t="0" r="6350" b="0"/>
+            <wp:docPr id="1466883428" name="Picture 6" descr="A graph with red and blue dots&#10;&#10;AI-generated content may be incorrect."/>
+            <wp:cNvGraphicFramePr>
+              <a:graphicFrameLocks xmlns:a="http://schemas.openxmlformats.org/drawingml/2006/main" noChangeAspect="1"/>
+            </wp:cNvGraphicFramePr>
+            <a:graphic xmlns:a="http://schemas.openxmlformats.org/drawingml/2006/main">
+              <a:graphicData uri="http://schemas.openxmlformats.org/drawingml/2006/picture">
+                <pic:pic xmlns:pic="http://schemas.openxmlformats.org/drawingml/2006/picture">
+                  <pic:nvPicPr>
+                    <pic:cNvPr id="1466883428" name="Picture 6" descr="A graph with red and blue dots&#10;&#10;AI-generated content may be incorrect."/>
+                    <pic:cNvPicPr/>
+                  </pic:nvPicPr>
+                  <pic:blipFill>
+                    <a:blip r:embed="rId10" cstate="print">
+                      <a:extLst>
+                        <a:ext uri="{28A0092B-C50C-407E-A947-70E740481C1C}">
+                          <a14:useLocalDpi xmlns:a14="http://schemas.microsoft.com/office/drawing/2010/main" val="0"/>
+                        </a:ext>
+                      </a:extLst>
+                    </a:blip>
+                    <a:stretch>
+                      <a:fillRect/>
+                    </a:stretch>
+                  </pic:blipFill>
+                  <pic:spPr>
+                    <a:xfrm>
+                      <a:off x="0" y="0"/>
+                      <a:ext cx="4284816" cy="2999371"/>
+                    </a:xfrm>
+                    <a:prstGeom prst="rect">
+                      <a:avLst/>
+                    </a:prstGeom>
+                  </pic:spPr>
+                </pic:pic>
+              </a:graphicData>
+            </a:graphic>
+          </wp:inline>
+        </w:drawing>
+      </w:r>
+    </w:p>
+    <w:p>
+      <w:r>
+        <w:rPr>
+          <w:noProof/>
+        </w:rPr>
+        <w:drawing>
+          <wp:inline distT="0" distB="0" distL="0" distR="0" wp14:anchorId="4DCBDD20" wp14:editId="590402B0">
+            <wp:extent cx="4216893" cy="3162671"/>
+            <wp:effectExtent l="0" t="0" r="0" b="0"/>
+            <wp:docPr id="1929543791" name="Picture 3" descr="A graph with a bar graph&#10;&#10;AI-generated content may be incorrect."/>
+            <wp:cNvGraphicFramePr>
+              <a:graphicFrameLocks xmlns:a="http://schemas.openxmlformats.org/drawingml/2006/main" noChangeAspect="1"/>
+            </wp:cNvGraphicFramePr>
+            <a:graphic xmlns:a="http://schemas.openxmlformats.org/drawingml/2006/main">
+              <a:graphicData uri="http://schemas.openxmlformats.org/drawingml/2006/picture">
+                <pic:pic xmlns:pic="http://schemas.openxmlformats.org/drawingml/2006/picture">
+                  <pic:nvPicPr>
+                    <pic:cNvPr id="1929543791" name="Picture 3" descr="A graph with a bar graph&#10;&#10;AI-generated content may be incorrect."/>
+                    <pic:cNvPicPr/>
+                  </pic:nvPicPr>
+                  <pic:blipFill>
+                    <a:blip r:embed="rId11" cstate="print">
+                      <a:extLst>
+                        <a:ext uri="{28A0092B-C50C-407E-A947-70E740481C1C}">
+                          <a14:useLocalDpi xmlns:a14="http://schemas.microsoft.com/office/drawing/2010/main" val="0"/>
+                        </a:ext>
+                      </a:extLst>
+                    </a:blip>
+                    <a:stretch>
+                      <a:fillRect/>
+                    </a:stretch>
+                  </pic:blipFill>
+                  <pic:spPr>
+                    <a:xfrm>
+                      <a:off x="0" y="0"/>
+                      <a:ext cx="4257911" cy="3193435"/>
+                    </a:xfrm>
+                    <a:prstGeom prst="rect">
+                      <a:avLst/>
+                    </a:prstGeom>
+                  </pic:spPr>
+                </pic:pic>
+              </a:graphicData>
+            </a:graphic>
+          </wp:inline>
+        </w:drawing>
+      </w:r>
+    </w:p>
+    <w:p>
+      <w:r>
+        <w:rPr>
+          <w:noProof/>
+        </w:rPr>
+        <w:lastRenderedPageBreak/>
+        <w:drawing>
+          <wp:inline distT="0" distB="0" distL="0" distR="0" wp14:anchorId="73C724BE" wp14:editId="6D290079">
+            <wp:extent cx="4279037" cy="2674398"/>
+            <wp:effectExtent l="0" t="0" r="1270" b="5715"/>
+            <wp:docPr id="1443489180" name="Picture 4" descr="A graph with red dots&#10;&#10;AI-generated content may be incorrect."/>
+            <wp:cNvGraphicFramePr>
+              <a:graphicFrameLocks xmlns:a="http://schemas.openxmlformats.org/drawingml/2006/main" noChangeAspect="1"/>
+            </wp:cNvGraphicFramePr>
+            <a:graphic xmlns:a="http://schemas.openxmlformats.org/drawingml/2006/main">
+              <a:graphicData uri="http://schemas.openxmlformats.org/drawingml/2006/picture">
+                <pic:pic xmlns:pic="http://schemas.openxmlformats.org/drawingml/2006/picture">
+                  <pic:nvPicPr>
+                    <pic:cNvPr id="1443489180" name="Picture 4" descr="A graph with red dots&#10;&#10;AI-generated content may be incorrect."/>
+                    <pic:cNvPicPr/>
+                  </pic:nvPicPr>
+                  <pic:blipFill>
+                    <a:blip r:embed="rId12" cstate="print">
+                      <a:extLst>
+                        <a:ext uri="{28A0092B-C50C-407E-A947-70E740481C1C}">
+                          <a14:useLocalDpi xmlns:a14="http://schemas.microsoft.com/office/drawing/2010/main" val="0"/>
+                        </a:ext>
+                      </a:extLst>
+                    </a:blip>
+                    <a:stretch>
+                      <a:fillRect/>
+                    </a:stretch>
+                  </pic:blipFill>
+                  <pic:spPr>
+                    <a:xfrm>
+                      <a:off x="0" y="0"/>
+                      <a:ext cx="4316659" cy="2697912"/>
+                    </a:xfrm>
+                    <a:prstGeom prst="rect">
+                      <a:avLst/>
+                    </a:prstGeom>
+                  </pic:spPr>
+                </pic:pic>
+              </a:graphicData>
+            </a:graphic>
+          </wp:inline>
+        </w:drawing>
+      </w:r>
+      <w:r>
+        <w:rPr>
+          <w:noProof/>
+        </w:rPr>
+        <w:drawing>
+          <wp:inline distT="0" distB="0" distL="0" distR="0" wp14:anchorId="0000405A" wp14:editId="789AFEAC">
+            <wp:extent cx="4278630" cy="2674145"/>
+            <wp:effectExtent l="0" t="0" r="1270" b="5715"/>
+            <wp:docPr id="1074945467" name="Picture 5" descr="A graph of a graph showing a number of residuals&#10;&#10;AI-generated content may be incorrect."/>
+            <wp:cNvGraphicFramePr>
+              <a:graphicFrameLocks xmlns:a="http://schemas.openxmlformats.org/drawingml/2006/main" noChangeAspect="1"/>
+            </wp:cNvGraphicFramePr>
+            <a:graphic xmlns:a="http://schemas.openxmlformats.org/drawingml/2006/main">
+              <a:graphicData uri="http://schemas.openxmlformats.org/drawingml/2006/picture">
+                <pic:pic xmlns:pic="http://schemas.openxmlformats.org/drawingml/2006/picture">
+                  <pic:nvPicPr>
+                    <pic:cNvPr id="1074945467" name="Picture 5" descr="A graph of a graph showing a number of residuals&#10;&#10;AI-generated content may be incorrect."/>
+                    <pic:cNvPicPr/>
+                  </pic:nvPicPr>
+                  <pic:blipFill>
+                    <a:blip r:embed="rId13" cstate="print">
+                      <a:extLst>
+                        <a:ext uri="{28A0092B-C50C-407E-A947-70E740481C1C}">
+                          <a14:useLocalDpi xmlns:a14="http://schemas.microsoft.com/office/drawing/2010/main" val="0"/>
+                        </a:ext>
+                      </a:extLst>
+                    </a:blip>
+                    <a:stretch>
+                      <a:fillRect/>
+                    </a:stretch>
+                  </pic:blipFill>
+                  <pic:spPr>
+                    <a:xfrm>
+                      <a:off x="0" y="0"/>
+                      <a:ext cx="4331568" cy="2707231"/>
+                    </a:xfrm>
+                    <a:prstGeom prst="rect">
+                      <a:avLst/>
+                    </a:prstGeom>
+                  </pic:spPr>
+                </pic:pic>
+              </a:graphicData>
+            </a:graphic>
+          </wp:inline>
+        </w:drawing>
+      </w:r>
+    </w:p>
     <w:sectPr>
-      <w:headerReference w:type="default" r:id="rId10"/>
-      <w:footerReference w:type="even" r:id="rId11"/>
-      <w:footerReference w:type="default" r:id="rId12"/>
+      <w:footerReference w:type="even" r:id="rId14"/>
+      <w:footerReference w:type="default" r:id="rId15"/>
       <w:pgSz w:w="12240" w:h="15840"/>
       <w:pgMar w:top="1440" w:right="1440" w:bottom="1440" w:left="1440" w:header="720" w:footer="720" w:gutter="0"/>
       <w:cols w:space="720"/>
@@ -3783,16 +6556,6 @@
     </w:p>
   </w:footnote>
 </w:footnotes>
-</file>
-
-<file path=word/header1.xml><?xml version="1.0" encoding="utf-8"?>
-<w:hdr xmlns:wpc="http://schemas.microsoft.com/office/word/2010/wordprocessingCanvas" xmlns:cx="http://schemas.microsoft.com/office/drawing/2014/chartex" xmlns:cx1="http://schemas.microsoft.com/office/drawing/2015/9/8/chartex" xmlns:cx2="http://schemas.microsoft.com/office/drawing/2015/10/21/chartex" xmlns:cx3="http://schemas.microsoft.com/office/drawing/2016/5/9/chartex" xmlns:cx4="http://schemas.microsoft.com/office/drawing/2016/5/10/chartex" xmlns:cx5="http://schemas.microsoft.com/office/drawing/2016/5/11/chartex" xmlns:cx6="http://schemas.microsoft.com/office/drawing/2016/5/12/chartex" xmlns:cx7="http://schemas.microsoft.com/office/drawing/2016/5/13/chartex" xmlns:cx8="http://schemas.microsoft.com/office/drawing/2016/5/14/chartex" xmlns:mc="http://schemas.openxmlformats.org/markup-compatibility/2006" xmlns:aink="http://schemas.microsoft.com/office/drawing/2016/ink" xmlns:am3d="http://schemas.microsoft.com/office/drawing/2017/model3d" xmlns:o="urn:schemas-microsoft-com:office:office" xmlns:oel="http://schemas.microsoft.com/office/2019/extlst" xmlns:r="http://schemas.openxmlformats.org/officeDocument/2006/relationships" xmlns:m="http://schemas.openxmlformats.org/officeDocument/2006/math" xmlns:v="urn:schemas-microsoft-com:vml" xmlns:wp14="http://schemas.microsoft.com/office/word/2010/wordprocessingDrawing" xmlns:wp="http://schemas.openxmlformats.org/drawingml/2006/wordprocessingDrawing" xmlns:w10="urn:schemas-microsoft-com:office:word" xmlns:w="http://schemas.openxmlformats.org/wordprocessingml/2006/main" xmlns:w14="http://schemas.microsoft.com/office/word/2010/wordml" xmlns:w15="http://schemas.microsoft.com/office/word/2012/wordml" xmlns:w16cex="http://schemas.microsoft.com/office/word/2018/wordml/cex" xmlns:w16cid="http://schemas.microsoft.com/office/word/2016/wordml/cid" xmlns:w16="http://schemas.microsoft.com/office/word/2018/wordml" xmlns:w16du="http://schemas.microsoft.com/office/word/2023/wordml/word16du" xmlns:w16sdtdh="http://schemas.microsoft.com/office/word/2020/wordml/sdtdatahash" xmlns:w16sdtfl="http://schemas.microsoft.com/office/word/2024/wordml/sdtformatlock" xmlns:w16se="http://schemas.microsoft.com/office/word/2015/wordml/symex" xmlns:wpg="http://schemas.microsoft.com/office/word/2010/wordprocessingGroup" xmlns:wpi="http://schemas.microsoft.com/office/word/2010/wordprocessingInk" xmlns:wne="http://schemas.microsoft.com/office/word/2006/wordml" xmlns:wps="http://schemas.microsoft.com/office/word/2010/wordprocessingShape" mc:Ignorable="w14 w15 w16se w16cid w16 w16cex w16sdtdh w16sdtfl w16du wp14">
-  <w:p>
-    <w:pPr>
-      <w:pStyle w:val="Header"/>
-    </w:pPr>
-  </w:p>
-</w:hdr>
 </file>
 
 <file path=word/numbering.xml><?xml version="1.0" encoding="utf-8"?>
